--- a/docs/export/issues_summary.docx
+++ b/docs/export/issues_summary.docx
@@ -10,7 +10,7 @@
         <w:t xml:space="preserve">issues_summary</w:t>
       </w:r>
     </w:p>
-    <w:bookmarkStart w:id="16" w:name="issues-summary"/>
+    <w:bookmarkStart w:id="13" w:name="issues-summary"/>
     <w:p>
       <w:pPr>
         <w:pStyle w:val="Heading1"/>
@@ -34,7 +34,7 @@
         <w:t xml:space="preserve"> </w:t>
       </w:r>
       <w:r>
-        <w:t xml:space="preserve">6</w:t>
+        <w:t xml:space="preserve">7</w:t>
       </w:r>
       <w:r>
         <w:t xml:space="preserve"> </w:t>
@@ -50,7 +50,7 @@
         <w:t xml:space="preserve"> </w:t>
       </w:r>
       <w:r>
-        <w:t xml:space="preserve">2026-05-30T20:09:59Z</w:t>
+        <w:t xml:space="preserve">2026-06-01T09:59:17Z</w:t>
       </w:r>
       <w:r>
         <w:t xml:space="preserve"> </w:t>
@@ -66,7 +66,7 @@
         <w:t xml:space="preserve"> </w:t>
       </w:r>
       <w:r>
-        <w:t xml:space="preserve">Grouped issue summary by status for Helix Cluster OS</w:t>
+        <w:t xml:space="preserve">Counts of active workable items by phase / type / status / priority</w:t>
       </w:r>
       <w:r>
         <w:t xml:space="preserve"> </w:t>
@@ -82,7 +82,7 @@
         <w:t xml:space="preserve"> </w:t>
       </w:r>
       <w:r>
-        <w:t xml:space="preserve">Constitution §11.4 covenant</w:t>
+        <w:t xml:space="preserve">Constitution §11.4.93 (workable-items DB single source of truth)</w:t>
       </w:r>
       <w:r>
         <w:t xml:space="preserve"> </w:t>
@@ -92,29 +92,40 @@
           <w:b/>
           <w:bCs/>
         </w:rPr>
-        <w:t xml:space="preserve">Maintainer:</w:t>
+        <w:t xml:space="preserve">Generated-by:</w:t>
       </w:r>
       <w:r>
         <w:t xml:space="preserve"> </w:t>
       </w:r>
       <w:r>
-        <w:t xml:space="preserve">Operator + AI loop</w:t>
+        <w:t xml:space="preserve">scripts/docs/db_to_md.py (DB is canonical; edit via cmd/hxc-registry, not by hand)</w:t>
       </w:r>
     </w:p>
     <w:p>
-      <w:r>
-        <w:pict>
-          <v:rect style="width:0;height:1.5pt" o:hralign="center" o:hrstd="t" o:hr="t"/>
-        </w:pict>
+      <w:pPr>
+        <w:pStyle w:val="BodyText"/>
+      </w:pPr>
+      <w:r>
+        <w:rPr>
+          <w:b/>
+          <w:bCs/>
+        </w:rPr>
+        <w:t xml:space="preserve">Total active:</w:t>
+      </w:r>
+      <w:r>
+        <w:t xml:space="preserve"> </w:t>
+      </w:r>
+      <w:r>
+        <w:t xml:space="preserve">623</w:t>
       </w:r>
     </w:p>
-    <w:bookmarkStart w:id="15" w:name="overview"/>
+    <w:bookmarkStart w:id="9" w:name="by-phase"/>
     <w:p>
       <w:pPr>
-        <w:pStyle w:val="Heading2"/>
+        <w:pStyle w:val="Heading3"/>
       </w:pPr>
       <w:r>
-        <w:t xml:space="preserve">Overview</w:t>
+        <w:t xml:space="preserve">By phase</w:t>
       </w:r>
     </w:p>
     <w:tbl>
@@ -138,7 +149,7 @@
               <w:pStyle w:val="Compact"/>
             </w:pPr>
             <w:r>
-              <w:t xml:space="preserve">Metric</w:t>
+              <w:t xml:space="preserve">Phase</w:t>
             </w:r>
           </w:p>
         </w:tc>
@@ -162,181 +173,271 @@
               <w:pStyle w:val="Compact"/>
             </w:pPr>
             <w:r>
-              <w:t xml:space="preserve">Total active items</w:t>
-            </w:r>
-          </w:p>
-        </w:tc>
-        <w:tc>
-          <w:tcPr/>
-          <w:p>
-            <w:pPr>
-              <w:pStyle w:val="Compact"/>
-            </w:pPr>
-            <w:r>
-              <w:t xml:space="preserve">5</w:t>
-            </w:r>
-          </w:p>
-        </w:tc>
-      </w:tr>
-      <w:tr>
-        <w:tc>
-          <w:tcPr/>
-          <w:p>
-            <w:pPr>
-              <w:pStyle w:val="Compact"/>
-            </w:pPr>
-            <w:r>
-              <w:t xml:space="preserve">Queued</w:t>
-            </w:r>
-          </w:p>
-        </w:tc>
-        <w:tc>
-          <w:tcPr/>
-          <w:p>
-            <w:pPr>
-              <w:pStyle w:val="Compact"/>
-            </w:pPr>
-            <w:r>
-              <w:t xml:space="preserve">4</w:t>
-            </w:r>
-          </w:p>
-        </w:tc>
-      </w:tr>
-      <w:tr>
-        <w:tc>
-          <w:tcPr/>
-          <w:p>
-            <w:pPr>
-              <w:pStyle w:val="Compact"/>
-            </w:pPr>
-            <w:r>
-              <w:t xml:space="preserve">In progress</w:t>
-            </w:r>
-          </w:p>
-        </w:tc>
-        <w:tc>
-          <w:tcPr/>
-          <w:p>
-            <w:pPr>
-              <w:pStyle w:val="Compact"/>
-            </w:pPr>
-            <w:r>
-              <w:t xml:space="preserve">1</w:t>
-            </w:r>
-          </w:p>
-        </w:tc>
-      </w:tr>
-      <w:tr>
-        <w:tc>
-          <w:tcPr/>
-          <w:p>
-            <w:pPr>
-              <w:pStyle w:val="Compact"/>
-            </w:pPr>
-            <w:r>
-              <w:t xml:space="preserve">Ready for testing</w:t>
-            </w:r>
-          </w:p>
-        </w:tc>
-        <w:tc>
-          <w:tcPr/>
-          <w:p>
-            <w:pPr>
-              <w:pStyle w:val="Compact"/>
-            </w:pPr>
-            <w:r>
-              <w:t xml:space="preserve">0</w:t>
-            </w:r>
-          </w:p>
-        </w:tc>
-      </w:tr>
-      <w:tr>
-        <w:tc>
-          <w:tcPr/>
-          <w:p>
-            <w:pPr>
-              <w:pStyle w:val="Compact"/>
-            </w:pPr>
-            <w:r>
-              <w:t xml:space="preserve">In testing</w:t>
-            </w:r>
-          </w:p>
-        </w:tc>
-        <w:tc>
-          <w:tcPr/>
-          <w:p>
-            <w:pPr>
-              <w:pStyle w:val="Compact"/>
-            </w:pPr>
-            <w:r>
-              <w:t xml:space="preserve">0</w:t>
-            </w:r>
-          </w:p>
-        </w:tc>
-      </w:tr>
-      <w:tr>
-        <w:tc>
-          <w:tcPr/>
-          <w:p>
-            <w:pPr>
-              <w:pStyle w:val="Compact"/>
-            </w:pPr>
-            <w:r>
-              <w:t xml:space="preserve">Reopened</w:t>
-            </w:r>
-          </w:p>
-        </w:tc>
-        <w:tc>
-          <w:tcPr/>
-          <w:p>
-            <w:pPr>
-              <w:pStyle w:val="Compact"/>
-            </w:pPr>
-            <w:r>
-              <w:t xml:space="preserve">0</w:t>
-            </w:r>
-          </w:p>
-        </w:tc>
-      </w:tr>
-      <w:tr>
-        <w:tc>
-          <w:tcPr/>
-          <w:p>
-            <w:pPr>
-              <w:pStyle w:val="Compact"/>
-            </w:pPr>
-            <w:r>
-              <w:t xml:space="preserve">Blocker</w:t>
-            </w:r>
-          </w:p>
-        </w:tc>
-        <w:tc>
-          <w:tcPr/>
-          <w:p>
-            <w:pPr>
-              <w:pStyle w:val="Compact"/>
-            </w:pPr>
-            <w:r>
-              <w:t xml:space="preserve">0</w:t>
+              <w:t xml:space="preserve">Foundation (anti-bluff)</w:t>
+            </w:r>
+          </w:p>
+        </w:tc>
+        <w:tc>
+          <w:tcPr/>
+          <w:p>
+            <w:pPr>
+              <w:pStyle w:val="Compact"/>
+            </w:pPr>
+            <w:r>
+              <w:t xml:space="preserve">79</w:t>
+            </w:r>
+          </w:p>
+        </w:tc>
+      </w:tr>
+      <w:tr>
+        <w:tc>
+          <w:tcPr/>
+          <w:p>
+            <w:pPr>
+              <w:pStyle w:val="Compact"/>
+            </w:pPr>
+            <w:r>
+              <w:t xml:space="preserve">MVP</w:t>
+            </w:r>
+          </w:p>
+        </w:tc>
+        <w:tc>
+          <w:tcPr/>
+          <w:p>
+            <w:pPr>
+              <w:pStyle w:val="Compact"/>
+            </w:pPr>
+            <w:r>
+              <w:t xml:space="preserve">71</w:t>
+            </w:r>
+          </w:p>
+        </w:tc>
+      </w:tr>
+      <w:tr>
+        <w:tc>
+          <w:tcPr/>
+          <w:p>
+            <w:pPr>
+              <w:pStyle w:val="Compact"/>
+            </w:pPr>
+            <w:r>
+              <w:t xml:space="preserve">Phase 2</w:t>
+            </w:r>
+          </w:p>
+        </w:tc>
+        <w:tc>
+          <w:tcPr/>
+          <w:p>
+            <w:pPr>
+              <w:pStyle w:val="Compact"/>
+            </w:pPr>
+            <w:r>
+              <w:t xml:space="preserve">23</w:t>
+            </w:r>
+          </w:p>
+        </w:tc>
+      </w:tr>
+      <w:tr>
+        <w:tc>
+          <w:tcPr/>
+          <w:p>
+            <w:pPr>
+              <w:pStyle w:val="Compact"/>
+            </w:pPr>
+            <w:r>
+              <w:t xml:space="preserve">Phase 3</w:t>
+            </w:r>
+          </w:p>
+        </w:tc>
+        <w:tc>
+          <w:tcPr/>
+          <w:p>
+            <w:pPr>
+              <w:pStyle w:val="Compact"/>
+            </w:pPr>
+            <w:r>
+              <w:t xml:space="preserve">55</w:t>
+            </w:r>
+          </w:p>
+        </w:tc>
+      </w:tr>
+      <w:tr>
+        <w:tc>
+          <w:tcPr/>
+          <w:p>
+            <w:pPr>
+              <w:pStyle w:val="Compact"/>
+            </w:pPr>
+            <w:r>
+              <w:t xml:space="preserve">Phase 4</w:t>
+            </w:r>
+          </w:p>
+        </w:tc>
+        <w:tc>
+          <w:tcPr/>
+          <w:p>
+            <w:pPr>
+              <w:pStyle w:val="Compact"/>
+            </w:pPr>
+            <w:r>
+              <w:t xml:space="preserve">70</w:t>
+            </w:r>
+          </w:p>
+        </w:tc>
+      </w:tr>
+      <w:tr>
+        <w:tc>
+          <w:tcPr/>
+          <w:p>
+            <w:pPr>
+              <w:pStyle w:val="Compact"/>
+            </w:pPr>
+            <w:r>
+              <w:t xml:space="preserve">Phase 5</w:t>
+            </w:r>
+          </w:p>
+        </w:tc>
+        <w:tc>
+          <w:tcPr/>
+          <w:p>
+            <w:pPr>
+              <w:pStyle w:val="Compact"/>
+            </w:pPr>
+            <w:r>
+              <w:t xml:space="preserve">44</w:t>
+            </w:r>
+          </w:p>
+        </w:tc>
+      </w:tr>
+      <w:tr>
+        <w:tc>
+          <w:tcPr/>
+          <w:p>
+            <w:pPr>
+              <w:pStyle w:val="Compact"/>
+            </w:pPr>
+            <w:r>
+              <w:t xml:space="preserve">Phase 6</w:t>
+            </w:r>
+          </w:p>
+        </w:tc>
+        <w:tc>
+          <w:tcPr/>
+          <w:p>
+            <w:pPr>
+              <w:pStyle w:val="Compact"/>
+            </w:pPr>
+            <w:r>
+              <w:t xml:space="preserve">53</w:t>
+            </w:r>
+          </w:p>
+        </w:tc>
+      </w:tr>
+      <w:tr>
+        <w:tc>
+          <w:tcPr/>
+          <w:p>
+            <w:pPr>
+              <w:pStyle w:val="Compact"/>
+            </w:pPr>
+            <w:r>
+              <w:t xml:space="preserve">Phase 7</w:t>
+            </w:r>
+          </w:p>
+        </w:tc>
+        <w:tc>
+          <w:tcPr/>
+          <w:p>
+            <w:pPr>
+              <w:pStyle w:val="Compact"/>
+            </w:pPr>
+            <w:r>
+              <w:t xml:space="preserve">39</w:t>
+            </w:r>
+          </w:p>
+        </w:tc>
+      </w:tr>
+      <w:tr>
+        <w:tc>
+          <w:tcPr/>
+          <w:p>
+            <w:pPr>
+              <w:pStyle w:val="Compact"/>
+            </w:pPr>
+            <w:r>
+              <w:t xml:space="preserve">Phase 8</w:t>
+            </w:r>
+          </w:p>
+        </w:tc>
+        <w:tc>
+          <w:tcPr/>
+          <w:p>
+            <w:pPr>
+              <w:pStyle w:val="Compact"/>
+            </w:pPr>
+            <w:r>
+              <w:t xml:space="preserve">66</w:t>
+            </w:r>
+          </w:p>
+        </w:tc>
+      </w:tr>
+      <w:tr>
+        <w:tc>
+          <w:tcPr/>
+          <w:p>
+            <w:pPr>
+              <w:pStyle w:val="Compact"/>
+            </w:pPr>
+            <w:r>
+              <w:t xml:space="preserve">Phase 8B</w:t>
+            </w:r>
+          </w:p>
+        </w:tc>
+        <w:tc>
+          <w:tcPr/>
+          <w:p>
+            <w:pPr>
+              <w:pStyle w:val="Compact"/>
+            </w:pPr>
+            <w:r>
+              <w:t xml:space="preserve">68</w:t>
+            </w:r>
+          </w:p>
+        </w:tc>
+      </w:tr>
+      <w:tr>
+        <w:tc>
+          <w:tcPr/>
+          <w:p>
+            <w:pPr>
+              <w:pStyle w:val="Compact"/>
+            </w:pPr>
+            <w:r>
+              <w:t xml:space="preserve">Phase 8C</w:t>
+            </w:r>
+          </w:p>
+        </w:tc>
+        <w:tc>
+          <w:tcPr/>
+          <w:p>
+            <w:pPr>
+              <w:pStyle w:val="Compact"/>
+            </w:pPr>
+            <w:r>
+              <w:t xml:space="preserve">55</w:t>
             </w:r>
           </w:p>
         </w:tc>
       </w:tr>
     </w:tbl>
-    <w:p>
-      <w:r>
-        <w:pict>
-          <v:rect style="width:0;height:1.5pt" o:hralign="center" o:hrstd="t" o:hr="t"/>
-        </w:pict>
-      </w:r>
-    </w:p>
-    <w:bookmarkStart w:id="9" w:name="queued-4"/>
+    <w:bookmarkEnd w:id="9"/>
+    <w:bookmarkStart w:id="10" w:name="by-type"/>
     <w:p>
       <w:pPr>
         <w:pStyle w:val="Heading3"/>
       </w:pPr>
       <w:r>
-        <w:t xml:space="preserve">Queued (4)</w:t>
+        <w:t xml:space="preserve">By type</w:t>
       </w:r>
     </w:p>
     <w:tbl>
@@ -346,10 +447,8 @@
         <w:tblLook w:firstRow="1" w:lastRow="0" w:firstColumn="0" w:lastColumn="0" w:noHBand="0" w:noVBand="0" w:val="0020"/>
       </w:tblPr>
       <w:tblGrid>
-        <w:gridCol w:w="1980"/>
-        <w:gridCol w:w="1980"/>
-        <w:gridCol w:w="1980"/>
-        <w:gridCol w:w="1980"/>
+        <w:gridCol w:w="3960"/>
+        <w:gridCol w:w="3960"/>
       </w:tblGrid>
       <w:tr>
         <w:trPr>
@@ -362,17 +461,6 @@
               <w:pStyle w:val="Compact"/>
             </w:pPr>
             <w:r>
-              <w:t xml:space="preserve">ID</w:t>
-            </w:r>
-          </w:p>
-        </w:tc>
-        <w:tc>
-          <w:tcPr/>
-          <w:p>
-            <w:pPr>
-              <w:pStyle w:val="Compact"/>
-            </w:pPr>
-            <w:r>
               <w:t xml:space="preserve">Type</w:t>
             </w:r>
           </w:p>
@@ -384,34 +472,108 @@
               <w:pStyle w:val="Compact"/>
             </w:pPr>
             <w:r>
-              <w:t xml:space="preserve">Priority</w:t>
-            </w:r>
-          </w:p>
-        </w:tc>
-        <w:tc>
-          <w:tcPr/>
-          <w:p>
-            <w:pPr>
-              <w:pStyle w:val="Compact"/>
-            </w:pPr>
-            <w:r>
-              <w:t xml:space="preserve">Title</w:t>
-            </w:r>
-          </w:p>
-        </w:tc>
-      </w:tr>
-      <w:tr>
-        <w:tc>
-          <w:tcPr/>
-          <w:p>
-            <w:pPr>
-              <w:pStyle w:val="Compact"/>
-            </w:pPr>
-            <w:r>
-              <w:t xml:space="preserve">HXC-016</w:t>
-            </w:r>
-          </w:p>
-        </w:tc>
+              <w:t xml:space="preserve">Count</w:t>
+            </w:r>
+          </w:p>
+        </w:tc>
+      </w:tr>
+      <w:tr>
+        <w:tc>
+          <w:tcPr/>
+          <w:p>
+            <w:pPr>
+              <w:pStyle w:val="Compact"/>
+            </w:pPr>
+            <w:r>
+              <w:t xml:space="preserve">Bug</w:t>
+            </w:r>
+          </w:p>
+        </w:tc>
+        <w:tc>
+          <w:tcPr/>
+          <w:p>
+            <w:pPr>
+              <w:pStyle w:val="Compact"/>
+            </w:pPr>
+            <w:r>
+              <w:t xml:space="preserve">32</w:t>
+            </w:r>
+          </w:p>
+        </w:tc>
+      </w:tr>
+      <w:tr>
+        <w:tc>
+          <w:tcPr/>
+          <w:p>
+            <w:pPr>
+              <w:pStyle w:val="Compact"/>
+            </w:pPr>
+            <w:r>
+              <w:t xml:space="preserve">Docs</w:t>
+            </w:r>
+          </w:p>
+        </w:tc>
+        <w:tc>
+          <w:tcPr/>
+          <w:p>
+            <w:pPr>
+              <w:pStyle w:val="Compact"/>
+            </w:pPr>
+            <w:r>
+              <w:t xml:space="preserve">20</w:t>
+            </w:r>
+          </w:p>
+        </w:tc>
+      </w:tr>
+      <w:tr>
+        <w:tc>
+          <w:tcPr/>
+          <w:p>
+            <w:pPr>
+              <w:pStyle w:val="Compact"/>
+            </w:pPr>
+            <w:r>
+              <w:t xml:space="preserve">Feature</w:t>
+            </w:r>
+          </w:p>
+        </w:tc>
+        <w:tc>
+          <w:tcPr/>
+          <w:p>
+            <w:pPr>
+              <w:pStyle w:val="Compact"/>
+            </w:pPr>
+            <w:r>
+              <w:t xml:space="preserve">467</w:t>
+            </w:r>
+          </w:p>
+        </w:tc>
+      </w:tr>
+      <w:tr>
+        <w:tc>
+          <w:tcPr/>
+          <w:p>
+            <w:pPr>
+              <w:pStyle w:val="Compact"/>
+            </w:pPr>
+            <w:r>
+              <w:t xml:space="preserve">Research</w:t>
+            </w:r>
+          </w:p>
+        </w:tc>
+        <w:tc>
+          <w:tcPr/>
+          <w:p>
+            <w:pPr>
+              <w:pStyle w:val="Compact"/>
+            </w:pPr>
+            <w:r>
+              <w:t xml:space="preserve">14</w:t>
+            </w:r>
+          </w:p>
+        </w:tc>
+      </w:tr>
+      <w:tr>
         <w:tc>
           <w:tcPr/>
           <w:p>
@@ -430,176 +592,20 @@
               <w:pStyle w:val="Compact"/>
             </w:pPr>
             <w:r>
-              <w:t xml:space="preserve">P0</w:t>
-            </w:r>
-          </w:p>
-        </w:tc>
-        <w:tc>
-          <w:tcPr/>
-          <w:p>
-            <w:pPr>
-              <w:pStyle w:val="Compact"/>
-            </w:pPr>
-            <w:r>
-              <w:t xml:space="preserve">Phase 4 Build Service</w:t>
-            </w:r>
-          </w:p>
-        </w:tc>
-      </w:tr>
-      <w:tr>
-        <w:tc>
-          <w:tcPr/>
-          <w:p>
-            <w:pPr>
-              <w:pStyle w:val="Compact"/>
-            </w:pPr>
-            <w:r>
-              <w:t xml:space="preserve">HXC-017</w:t>
-            </w:r>
-          </w:p>
-        </w:tc>
-        <w:tc>
-          <w:tcPr/>
-          <w:p>
-            <w:pPr>
-              <w:pStyle w:val="Compact"/>
-            </w:pPr>
-            <w:r>
-              <w:t xml:space="preserve">Feature</w:t>
-            </w:r>
-          </w:p>
-        </w:tc>
-        <w:tc>
-          <w:tcPr/>
-          <w:p>
-            <w:pPr>
-              <w:pStyle w:val="Compact"/>
-            </w:pPr>
-            <w:r>
-              <w:t xml:space="preserve">P1</w:t>
-            </w:r>
-          </w:p>
-        </w:tc>
-        <w:tc>
-          <w:tcPr/>
-          <w:p>
-            <w:pPr>
-              <w:pStyle w:val="Compact"/>
-            </w:pPr>
-            <w:r>
-              <w:t xml:space="preserve">Phase 5 LLM Brain</w:t>
-            </w:r>
-          </w:p>
-        </w:tc>
-      </w:tr>
-      <w:tr>
-        <w:tc>
-          <w:tcPr/>
-          <w:p>
-            <w:pPr>
-              <w:pStyle w:val="Compact"/>
-            </w:pPr>
-            <w:r>
-              <w:t xml:space="preserve">HXC-018</w:t>
-            </w:r>
-          </w:p>
-        </w:tc>
-        <w:tc>
-          <w:tcPr/>
-          <w:p>
-            <w:pPr>
-              <w:pStyle w:val="Compact"/>
-            </w:pPr>
-            <w:r>
-              <w:t xml:space="preserve">Task</w:t>
-            </w:r>
-          </w:p>
-        </w:tc>
-        <w:tc>
-          <w:tcPr/>
-          <w:p>
-            <w:pPr>
-              <w:pStyle w:val="Compact"/>
-            </w:pPr>
-            <w:r>
-              <w:t xml:space="preserve">P1</w:t>
-            </w:r>
-          </w:p>
-        </w:tc>
-        <w:tc>
-          <w:tcPr/>
-          <w:p>
-            <w:pPr>
-              <w:pStyle w:val="Compact"/>
-            </w:pPr>
-            <w:r>
-              <w:t xml:space="preserve">Phase 6 Security Hardening</w:t>
-            </w:r>
-          </w:p>
-        </w:tc>
-      </w:tr>
-      <w:tr>
-        <w:tc>
-          <w:tcPr/>
-          <w:p>
-            <w:pPr>
-              <w:pStyle w:val="Compact"/>
-            </w:pPr>
-            <w:r>
-              <w:t xml:space="preserve">HXC-020</w:t>
-            </w:r>
-          </w:p>
-        </w:tc>
-        <w:tc>
-          <w:tcPr/>
-          <w:p>
-            <w:pPr>
-              <w:pStyle w:val="Compact"/>
-            </w:pPr>
-            <w:r>
-              <w:t xml:space="preserve">Task</w:t>
-            </w:r>
-          </w:p>
-        </w:tc>
-        <w:tc>
-          <w:tcPr/>
-          <w:p>
-            <w:pPr>
-              <w:pStyle w:val="Compact"/>
-            </w:pPr>
-            <w:r>
-              <w:t xml:space="preserve">P2</w:t>
-            </w:r>
-          </w:p>
-        </w:tc>
-        <w:tc>
-          <w:tcPr/>
-          <w:p>
-            <w:pPr>
-              <w:pStyle w:val="Compact"/>
-            </w:pPr>
-            <w:r>
-              <w:t xml:space="preserve">Phase 8 Polish &amp; Release</w:t>
+              <w:t xml:space="preserve">90</w:t>
             </w:r>
           </w:p>
         </w:tc>
       </w:tr>
     </w:tbl>
-    <w:p>
-      <w:r>
-        <w:pict>
-          <v:rect style="width:0;height:1.5pt" o:hralign="center" o:hrstd="t" o:hr="t"/>
-        </w:pict>
-      </w:r>
-    </w:p>
-    <w:bookmarkEnd w:id="9"/>
-    <w:bookmarkStart w:id="10" w:name="in-progress-1"/>
+    <w:bookmarkEnd w:id="10"/>
+    <w:bookmarkStart w:id="11" w:name="by-priority"/>
     <w:p>
       <w:pPr>
         <w:pStyle w:val="Heading3"/>
       </w:pPr>
       <w:r>
-        <w:t xml:space="preserve">In progress (1)</w:t>
+        <w:t xml:space="preserve">By priority</w:t>
       </w:r>
     </w:p>
     <w:tbl>
@@ -609,10 +615,8 @@
         <w:tblLook w:firstRow="1" w:lastRow="0" w:firstColumn="0" w:lastColumn="0" w:noHBand="0" w:noVBand="0" w:val="0020"/>
       </w:tblPr>
       <w:tblGrid>
-        <w:gridCol w:w="1980"/>
-        <w:gridCol w:w="1980"/>
-        <w:gridCol w:w="1980"/>
-        <w:gridCol w:w="1980"/>
+        <w:gridCol w:w="3960"/>
+        <w:gridCol w:w="3960"/>
       </w:tblGrid>
       <w:tr>
         <w:trPr>
@@ -625,28 +629,6 @@
               <w:pStyle w:val="Compact"/>
             </w:pPr>
             <w:r>
-              <w:t xml:space="preserve">ID</w:t>
-            </w:r>
-          </w:p>
-        </w:tc>
-        <w:tc>
-          <w:tcPr/>
-          <w:p>
-            <w:pPr>
-              <w:pStyle w:val="Compact"/>
-            </w:pPr>
-            <w:r>
-              <w:t xml:space="preserve">Type</w:t>
-            </w:r>
-          </w:p>
-        </w:tc>
-        <w:tc>
-          <w:tcPr/>
-          <w:p>
-            <w:pPr>
-              <w:pStyle w:val="Compact"/>
-            </w:pPr>
-            <w:r>
               <w:t xml:space="preserve">Priority</w:t>
             </w:r>
           </w:p>
@@ -658,34 +640,12 @@
               <w:pStyle w:val="Compact"/>
             </w:pPr>
             <w:r>
-              <w:t xml:space="preserve">Title</w:t>
-            </w:r>
-          </w:p>
-        </w:tc>
-      </w:tr>
-      <w:tr>
-        <w:tc>
-          <w:tcPr/>
-          <w:p>
-            <w:pPr>
-              <w:pStyle w:val="Compact"/>
-            </w:pPr>
-            <w:r>
-              <w:t xml:space="preserve">HXC-019</w:t>
-            </w:r>
-          </w:p>
-        </w:tc>
-        <w:tc>
-          <w:tcPr/>
-          <w:p>
-            <w:pPr>
-              <w:pStyle w:val="Compact"/>
-            </w:pPr>
-            <w:r>
-              <w:t xml:space="preserve">Task</w:t>
-            </w:r>
-          </w:p>
-        </w:tc>
+              <w:t xml:space="preserve">Count</w:t>
+            </w:r>
+          </w:p>
+        </w:tc>
+      </w:tr>
+      <w:tr>
         <w:tc>
           <w:tcPr/>
           <w:p>
@@ -704,156 +664,182 @@
               <w:pStyle w:val="Compact"/>
             </w:pPr>
             <w:r>
-              <w:t xml:space="preserve">Phase 7 QA &amp; Testing</w:t>
+              <w:t xml:space="preserve">167</w:t>
+            </w:r>
+          </w:p>
+        </w:tc>
+      </w:tr>
+      <w:tr>
+        <w:tc>
+          <w:tcPr/>
+          <w:p>
+            <w:pPr>
+              <w:pStyle w:val="Compact"/>
+            </w:pPr>
+            <w:r>
+              <w:t xml:space="preserve">P1</w:t>
+            </w:r>
+          </w:p>
+        </w:tc>
+        <w:tc>
+          <w:tcPr/>
+          <w:p>
+            <w:pPr>
+              <w:pStyle w:val="Compact"/>
+            </w:pPr>
+            <w:r>
+              <w:t xml:space="preserve">248</w:t>
+            </w:r>
+          </w:p>
+        </w:tc>
+      </w:tr>
+      <w:tr>
+        <w:tc>
+          <w:tcPr/>
+          <w:p>
+            <w:pPr>
+              <w:pStyle w:val="Compact"/>
+            </w:pPr>
+            <w:r>
+              <w:t xml:space="preserve">P2</w:t>
+            </w:r>
+          </w:p>
+        </w:tc>
+        <w:tc>
+          <w:tcPr/>
+          <w:p>
+            <w:pPr>
+              <w:pStyle w:val="Compact"/>
+            </w:pPr>
+            <w:r>
+              <w:t xml:space="preserve">167</w:t>
+            </w:r>
+          </w:p>
+        </w:tc>
+      </w:tr>
+      <w:tr>
+        <w:tc>
+          <w:tcPr/>
+          <w:p>
+            <w:pPr>
+              <w:pStyle w:val="Compact"/>
+            </w:pPr>
+            <w:r>
+              <w:t xml:space="preserve">P3</w:t>
+            </w:r>
+          </w:p>
+        </w:tc>
+        <w:tc>
+          <w:tcPr/>
+          <w:p>
+            <w:pPr>
+              <w:pStyle w:val="Compact"/>
+            </w:pPr>
+            <w:r>
+              <w:t xml:space="preserve">41</w:t>
             </w:r>
           </w:p>
         </w:tc>
       </w:tr>
     </w:tbl>
-    <w:p>
-      <w:r>
-        <w:pict>
-          <v:rect style="width:0;height:1.5pt" o:hralign="center" o:hrstd="t" o:hr="t"/>
-        </w:pict>
-      </w:r>
-    </w:p>
-    <w:bookmarkEnd w:id="10"/>
-    <w:bookmarkStart w:id="11" w:name="ready-for-testing-0"/>
+    <w:bookmarkEnd w:id="11"/>
+    <w:bookmarkStart w:id="12" w:name="by-status"/>
     <w:p>
       <w:pPr>
         <w:pStyle w:val="Heading3"/>
       </w:pPr>
       <w:r>
-        <w:t xml:space="preserve">Ready for testing (0)</w:t>
+        <w:t xml:space="preserve">By status</w:t>
       </w:r>
     </w:p>
-    <w:p>
-      <w:pPr>
-        <w:pStyle w:val="FirstParagraph"/>
-      </w:pPr>
-      <w:r>
-        <w:t xml:space="preserve">No items.</w:t>
-      </w:r>
-    </w:p>
-    <w:p>
-      <w:r>
-        <w:pict>
-          <v:rect style="width:0;height:1.5pt" o:hralign="center" o:hrstd="t" o:hr="t"/>
-        </w:pict>
-      </w:r>
-    </w:p>
-    <w:bookmarkEnd w:id="11"/>
-    <w:bookmarkStart w:id="12" w:name="in-testing-0"/>
-    <w:p>
-      <w:pPr>
-        <w:pStyle w:val="Heading3"/>
-      </w:pPr>
-      <w:r>
-        <w:t xml:space="preserve">In testing (0)</w:t>
-      </w:r>
-    </w:p>
-    <w:p>
-      <w:pPr>
-        <w:pStyle w:val="FirstParagraph"/>
-      </w:pPr>
-      <w:r>
-        <w:t xml:space="preserve">No items.</w:t>
-      </w:r>
-    </w:p>
-    <w:p>
-      <w:r>
-        <w:pict>
-          <v:rect style="width:0;height:1.5pt" o:hralign="center" o:hrstd="t" o:hr="t"/>
-        </w:pict>
-      </w:r>
-    </w:p>
+    <w:tbl>
+      <w:tblPr>
+        <w:tblStyle w:val="Table"/>
+        <w:tblW w:type="auto" w:w="0"/>
+        <w:tblLook w:firstRow="1" w:lastRow="0" w:firstColumn="0" w:lastColumn="0" w:noHBand="0" w:noVBand="0" w:val="0020"/>
+      </w:tblPr>
+      <w:tblGrid>
+        <w:gridCol w:w="3960"/>
+        <w:gridCol w:w="3960"/>
+      </w:tblGrid>
+      <w:tr>
+        <w:trPr>
+          <w:tblHeader w:val="on"/>
+        </w:trPr>
+        <w:tc>
+          <w:tcPr/>
+          <w:p>
+            <w:pPr>
+              <w:pStyle w:val="Compact"/>
+            </w:pPr>
+            <w:r>
+              <w:t xml:space="preserve">Status</w:t>
+            </w:r>
+          </w:p>
+        </w:tc>
+        <w:tc>
+          <w:tcPr/>
+          <w:p>
+            <w:pPr>
+              <w:pStyle w:val="Compact"/>
+            </w:pPr>
+            <w:r>
+              <w:t xml:space="preserve">Count</w:t>
+            </w:r>
+          </w:p>
+        </w:tc>
+      </w:tr>
+      <w:tr>
+        <w:tc>
+          <w:tcPr/>
+          <w:p>
+            <w:pPr>
+              <w:pStyle w:val="Compact"/>
+            </w:pPr>
+            <w:r>
+              <w:t xml:space="preserve">In progress</w:t>
+            </w:r>
+          </w:p>
+        </w:tc>
+        <w:tc>
+          <w:tcPr/>
+          <w:p>
+            <w:pPr>
+              <w:pStyle w:val="Compact"/>
+            </w:pPr>
+            <w:r>
+              <w:t xml:space="preserve">1</w:t>
+            </w:r>
+          </w:p>
+        </w:tc>
+      </w:tr>
+      <w:tr>
+        <w:tc>
+          <w:tcPr/>
+          <w:p>
+            <w:pPr>
+              <w:pStyle w:val="Compact"/>
+            </w:pPr>
+            <w:r>
+              <w:t xml:space="preserve">Queued</w:t>
+            </w:r>
+          </w:p>
+        </w:tc>
+        <w:tc>
+          <w:tcPr/>
+          <w:p>
+            <w:pPr>
+              <w:pStyle w:val="Compact"/>
+            </w:pPr>
+            <w:r>
+              <w:t xml:space="preserve">622</w:t>
+            </w:r>
+          </w:p>
+        </w:tc>
+      </w:tr>
+    </w:tbl>
     <w:bookmarkEnd w:id="12"/>
-    <w:bookmarkStart w:id="13" w:name="reopened-0"/>
-    <w:p>
-      <w:pPr>
-        <w:pStyle w:val="Heading3"/>
-      </w:pPr>
-      <w:r>
-        <w:t xml:space="preserve">Reopened (0)</w:t>
-      </w:r>
-    </w:p>
-    <w:p>
-      <w:pPr>
-        <w:pStyle w:val="FirstParagraph"/>
-      </w:pPr>
-      <w:r>
-        <w:t xml:space="preserve">No items.</w:t>
-      </w:r>
-    </w:p>
-    <w:p>
-      <w:r>
-        <w:pict>
-          <v:rect style="width:0;height:1.5pt" o:hralign="center" o:hrstd="t" o:hr="t"/>
-        </w:pict>
-      </w:r>
-    </w:p>
     <w:bookmarkEnd w:id="13"/>
-    <w:bookmarkStart w:id="14" w:name="blocker-0"/>
-    <w:p>
-      <w:pPr>
-        <w:pStyle w:val="Heading3"/>
-      </w:pPr>
-      <w:r>
-        <w:t xml:space="preserve">Blocker (0)</w:t>
-      </w:r>
-    </w:p>
-    <w:p>
-      <w:pPr>
-        <w:pStyle w:val="FirstParagraph"/>
-      </w:pPr>
-      <w:r>
-        <w:t xml:space="preserve">No items.</w:t>
-      </w:r>
-    </w:p>
-    <w:p>
-      <w:r>
-        <w:pict>
-          <v:rect style="width:0;height:1.5pt" o:hralign="center" o:hrstd="t" o:hr="t"/>
-        </w:pict>
-      </w:r>
-    </w:p>
-    <w:p>
-      <w:pPr>
-        <w:pStyle w:val="FirstParagraph"/>
-      </w:pPr>
-      <w:r>
-        <w:rPr>
-          <w:i/>
-          <w:iCs/>
-        </w:rPr>
-        <w:t xml:space="preserve">For completed work, see</w:t>
-      </w:r>
-      <w:r>
-        <w:rPr>
-          <w:i/>
-          <w:iCs/>
-        </w:rPr>
-        <w:t xml:space="preserve"> </w:t>
-      </w:r>
-      <w:r>
-        <w:rPr>
-          <w:rStyle w:val="VerbatimChar"/>
-          <w:i/>
-          <w:iCs/>
-        </w:rPr>
-        <w:t xml:space="preserve">docs/fixed.md</w:t>
-      </w:r>
-      <w:r>
-        <w:rPr>
-          <w:i/>
-          <w:iCs/>
-        </w:rPr>
-        <w:t xml:space="preserve">.</w:t>
-      </w:r>
-    </w:p>
-    <w:bookmarkEnd w:id="14"/>
-    <w:bookmarkEnd w:id="15"/>
-    <w:bookmarkEnd w:id="16"/>
     <w:sectPr>
       <w:footnotePr>
         <w:numRestart w:val="eachSect"/>

--- a/docs/export/issues_summary.docx
+++ b/docs/export/issues_summary.docx
@@ -34,7 +34,7 @@
         <w:t xml:space="preserve"> </w:t>
       </w:r>
       <w:r>
-        <w:t xml:space="preserve">7</w:t>
+        <w:t xml:space="preserve">8</w:t>
       </w:r>
       <w:r>
         <w:t xml:space="preserve"> </w:t>
@@ -50,7 +50,7 @@
         <w:t xml:space="preserve"> </w:t>
       </w:r>
       <w:r>
-        <w:t xml:space="preserve">2026-06-01T09:59:17Z</w:t>
+        <w:t xml:space="preserve">2026-06-01T10:29:18Z</w:t>
       </w:r>
       <w:r>
         <w:t xml:space="preserve"> </w:t>
@@ -116,7 +116,7 @@
         <w:t xml:space="preserve"> </w:t>
       </w:r>
       <w:r>
-        <w:t xml:space="preserve">623</w:t>
+        <w:t xml:space="preserve">593</w:t>
       </w:r>
     </w:p>
     <w:bookmarkStart w:id="9" w:name="by-phase"/>
@@ -184,7 +184,7 @@
               <w:pStyle w:val="Compact"/>
             </w:pPr>
             <w:r>
-              <w:t xml:space="preserve">79</w:t>
+              <w:t xml:space="preserve">49</w:t>
             </w:r>
           </w:p>
         </w:tc>
@@ -496,7 +496,7 @@
               <w:pStyle w:val="Compact"/>
             </w:pPr>
             <w:r>
-              <w:t xml:space="preserve">32</w:t>
+              <w:t xml:space="preserve">20</w:t>
             </w:r>
           </w:p>
         </w:tc>
@@ -544,7 +544,7 @@
               <w:pStyle w:val="Compact"/>
             </w:pPr>
             <w:r>
-              <w:t xml:space="preserve">467</w:t>
+              <w:t xml:space="preserve">458</w:t>
             </w:r>
           </w:p>
         </w:tc>
@@ -592,7 +592,7 @@
               <w:pStyle w:val="Compact"/>
             </w:pPr>
             <w:r>
-              <w:t xml:space="preserve">90</w:t>
+              <w:t xml:space="preserve">81</w:t>
             </w:r>
           </w:p>
         </w:tc>
@@ -664,7 +664,7 @@
               <w:pStyle w:val="Compact"/>
             </w:pPr>
             <w:r>
-              <w:t xml:space="preserve">167</w:t>
+              <w:t xml:space="preserve">159</w:t>
             </w:r>
           </w:p>
         </w:tc>
@@ -688,7 +688,7 @@
               <w:pStyle w:val="Compact"/>
             </w:pPr>
             <w:r>
-              <w:t xml:space="preserve">248</w:t>
+              <w:t xml:space="preserve">239</w:t>
             </w:r>
           </w:p>
         </w:tc>
@@ -712,7 +712,7 @@
               <w:pStyle w:val="Compact"/>
             </w:pPr>
             <w:r>
-              <w:t xml:space="preserve">167</w:t>
+              <w:t xml:space="preserve">156</w:t>
             </w:r>
           </w:p>
         </w:tc>
@@ -736,7 +736,7 @@
               <w:pStyle w:val="Compact"/>
             </w:pPr>
             <w:r>
-              <w:t xml:space="preserve">41</w:t>
+              <w:t xml:space="preserve">39</w:t>
             </w:r>
           </w:p>
         </w:tc>
@@ -832,7 +832,7 @@
               <w:pStyle w:val="Compact"/>
             </w:pPr>
             <w:r>
-              <w:t xml:space="preserve">622</w:t>
+              <w:t xml:space="preserve">592</w:t>
             </w:r>
           </w:p>
         </w:tc>

--- a/docs/export/issues_summary.docx
+++ b/docs/export/issues_summary.docx
@@ -34,7 +34,7 @@
         <w:t xml:space="preserve"> </w:t>
       </w:r>
       <w:r>
-        <w:t xml:space="preserve">8</w:t>
+        <w:t xml:space="preserve">9</w:t>
       </w:r>
       <w:r>
         <w:t xml:space="preserve"> </w:t>
@@ -50,7 +50,7 @@
         <w:t xml:space="preserve"> </w:t>
       </w:r>
       <w:r>
-        <w:t xml:space="preserve">2026-06-01T10:29:18Z</w:t>
+        <w:t xml:space="preserve">2026-06-01T11:05:59Z</w:t>
       </w:r>
       <w:r>
         <w:t xml:space="preserve"> </w:t>
@@ -116,7 +116,7 @@
         <w:t xml:space="preserve"> </w:t>
       </w:r>
       <w:r>
-        <w:t xml:space="preserve">593</w:t>
+        <w:t xml:space="preserve">563</w:t>
       </w:r>
     </w:p>
     <w:bookmarkStart w:id="9" w:name="by-phase"/>
@@ -184,7 +184,7 @@
               <w:pStyle w:val="Compact"/>
             </w:pPr>
             <w:r>
-              <w:t xml:space="preserve">49</w:t>
+              <w:t xml:space="preserve">19</w:t>
             </w:r>
           </w:p>
         </w:tc>
@@ -496,6 +496,30 @@
               <w:pStyle w:val="Compact"/>
             </w:pPr>
             <w:r>
+              <w:t xml:space="preserve">5</w:t>
+            </w:r>
+          </w:p>
+        </w:tc>
+      </w:tr>
+      <w:tr>
+        <w:tc>
+          <w:tcPr/>
+          <w:p>
+            <w:pPr>
+              <w:pStyle w:val="Compact"/>
+            </w:pPr>
+            <w:r>
+              <w:t xml:space="preserve">Docs</w:t>
+            </w:r>
+          </w:p>
+        </w:tc>
+        <w:tc>
+          <w:tcPr/>
+          <w:p>
+            <w:pPr>
+              <w:pStyle w:val="Compact"/>
+            </w:pPr>
+            <w:r>
               <w:t xml:space="preserve">20</w:t>
             </w:r>
           </w:p>
@@ -509,30 +533,6 @@
               <w:pStyle w:val="Compact"/>
             </w:pPr>
             <w:r>
-              <w:t xml:space="preserve">Docs</w:t>
-            </w:r>
-          </w:p>
-        </w:tc>
-        <w:tc>
-          <w:tcPr/>
-          <w:p>
-            <w:pPr>
-              <w:pStyle w:val="Compact"/>
-            </w:pPr>
-            <w:r>
-              <w:t xml:space="preserve">20</w:t>
-            </w:r>
-          </w:p>
-        </w:tc>
-      </w:tr>
-      <w:tr>
-        <w:tc>
-          <w:tcPr/>
-          <w:p>
-            <w:pPr>
-              <w:pStyle w:val="Compact"/>
-            </w:pPr>
-            <w:r>
               <w:t xml:space="preserve">Feature</w:t>
             </w:r>
           </w:p>
@@ -544,7 +544,7 @@
               <w:pStyle w:val="Compact"/>
             </w:pPr>
             <w:r>
-              <w:t xml:space="preserve">458</w:t>
+              <w:t xml:space="preserve">455</w:t>
             </w:r>
           </w:p>
         </w:tc>
@@ -592,7 +592,7 @@
               <w:pStyle w:val="Compact"/>
             </w:pPr>
             <w:r>
-              <w:t xml:space="preserve">81</w:t>
+              <w:t xml:space="preserve">69</w:t>
             </w:r>
           </w:p>
         </w:tc>
@@ -664,7 +664,7 @@
               <w:pStyle w:val="Compact"/>
             </w:pPr>
             <w:r>
-              <w:t xml:space="preserve">159</w:t>
+              <w:t xml:space="preserve">158</w:t>
             </w:r>
           </w:p>
         </w:tc>
@@ -688,7 +688,7 @@
               <w:pStyle w:val="Compact"/>
             </w:pPr>
             <w:r>
-              <w:t xml:space="preserve">239</w:t>
+              <w:t xml:space="preserve">229</w:t>
             </w:r>
           </w:p>
         </w:tc>
@@ -712,7 +712,7 @@
               <w:pStyle w:val="Compact"/>
             </w:pPr>
             <w:r>
-              <w:t xml:space="preserve">156</w:t>
+              <w:t xml:space="preserve">144</w:t>
             </w:r>
           </w:p>
         </w:tc>
@@ -736,7 +736,7 @@
               <w:pStyle w:val="Compact"/>
             </w:pPr>
             <w:r>
-              <w:t xml:space="preserve">39</w:t>
+              <w:t xml:space="preserve">32</w:t>
             </w:r>
           </w:p>
         </w:tc>
@@ -832,7 +832,7 @@
               <w:pStyle w:val="Compact"/>
             </w:pPr>
             <w:r>
-              <w:t xml:space="preserve">592</w:t>
+              <w:t xml:space="preserve">562</w:t>
             </w:r>
           </w:p>
         </w:tc>

--- a/docs/export/issues_summary.docx
+++ b/docs/export/issues_summary.docx
@@ -34,7 +34,7 @@
         <w:t xml:space="preserve"> </w:t>
       </w:r>
       <w:r>
-        <w:t xml:space="preserve">9</w:t>
+        <w:t xml:space="preserve">10</w:t>
       </w:r>
       <w:r>
         <w:t xml:space="preserve"> </w:t>
@@ -50,7 +50,7 @@
         <w:t xml:space="preserve"> </w:t>
       </w:r>
       <w:r>
-        <w:t xml:space="preserve">2026-06-01T11:05:59Z</w:t>
+        <w:t xml:space="preserve">2026-06-01T11:23:56Z</w:t>
       </w:r>
       <w:r>
         <w:t xml:space="preserve"> </w:t>
@@ -116,7 +116,7 @@
         <w:t xml:space="preserve"> </w:t>
       </w:r>
       <w:r>
-        <w:t xml:space="preserve">563</w:t>
+        <w:t xml:space="preserve">557</w:t>
       </w:r>
     </w:p>
     <w:bookmarkStart w:id="9" w:name="by-phase"/>
@@ -184,7 +184,7 @@
               <w:pStyle w:val="Compact"/>
             </w:pPr>
             <w:r>
-              <w:t xml:space="preserve">19</w:t>
+              <w:t xml:space="preserve">13</w:t>
             </w:r>
           </w:p>
         </w:tc>
@@ -496,7 +496,7 @@
               <w:pStyle w:val="Compact"/>
             </w:pPr>
             <w:r>
-              <w:t xml:space="preserve">5</w:t>
+              <w:t xml:space="preserve">3</w:t>
             </w:r>
           </w:p>
         </w:tc>
@@ -592,7 +592,7 @@
               <w:pStyle w:val="Compact"/>
             </w:pPr>
             <w:r>
-              <w:t xml:space="preserve">69</w:t>
+              <w:t xml:space="preserve">65</w:t>
             </w:r>
           </w:p>
         </w:tc>
@@ -688,7 +688,7 @@
               <w:pStyle w:val="Compact"/>
             </w:pPr>
             <w:r>
-              <w:t xml:space="preserve">229</w:t>
+              <w:t xml:space="preserve">228</w:t>
             </w:r>
           </w:p>
         </w:tc>
@@ -712,7 +712,7 @@
               <w:pStyle w:val="Compact"/>
             </w:pPr>
             <w:r>
-              <w:t xml:space="preserve">144</w:t>
+              <w:t xml:space="preserve">141</w:t>
             </w:r>
           </w:p>
         </w:tc>
@@ -736,7 +736,7 @@
               <w:pStyle w:val="Compact"/>
             </w:pPr>
             <w:r>
-              <w:t xml:space="preserve">32</w:t>
+              <w:t xml:space="preserve">30</w:t>
             </w:r>
           </w:p>
         </w:tc>
@@ -832,7 +832,7 @@
               <w:pStyle w:val="Compact"/>
             </w:pPr>
             <w:r>
-              <w:t xml:space="preserve">562</w:t>
+              <w:t xml:space="preserve">556</w:t>
             </w:r>
           </w:p>
         </w:tc>

--- a/docs/export/issues_summary.docx
+++ b/docs/export/issues_summary.docx
@@ -34,7 +34,7 @@
         <w:t xml:space="preserve"> </w:t>
       </w:r>
       <w:r>
-        <w:t xml:space="preserve">10</w:t>
+        <w:t xml:space="preserve">11</w:t>
       </w:r>
       <w:r>
         <w:t xml:space="preserve"> </w:t>
@@ -50,7 +50,7 @@
         <w:t xml:space="preserve"> </w:t>
       </w:r>
       <w:r>
-        <w:t xml:space="preserve">2026-06-01T11:23:56Z</w:t>
+        <w:t xml:space="preserve">2026-06-01T11:29:04Z</w:t>
       </w:r>
       <w:r>
         <w:t xml:space="preserve"> </w:t>

--- a/docs/export/issues_summary.docx
+++ b/docs/export/issues_summary.docx
@@ -34,7 +34,7 @@
         <w:t xml:space="preserve"> </w:t>
       </w:r>
       <w:r>
-        <w:t xml:space="preserve">11</w:t>
+        <w:t xml:space="preserve">12</w:t>
       </w:r>
       <w:r>
         <w:t xml:space="preserve"> </w:t>
@@ -50,7 +50,7 @@
         <w:t xml:space="preserve"> </w:t>
       </w:r>
       <w:r>
-        <w:t xml:space="preserve">2026-06-01T11:29:04Z</w:t>
+        <w:t xml:space="preserve">2026-06-01T12:11:50Z</w:t>
       </w:r>
       <w:r>
         <w:t xml:space="preserve"> </w:t>
@@ -116,7 +116,7 @@
         <w:t xml:space="preserve"> </w:t>
       </w:r>
       <w:r>
-        <w:t xml:space="preserve">557</w:t>
+        <w:t xml:space="preserve">550</w:t>
       </w:r>
     </w:p>
     <w:bookmarkStart w:id="9" w:name="by-phase"/>
@@ -184,7 +184,7 @@
               <w:pStyle w:val="Compact"/>
             </w:pPr>
             <w:r>
-              <w:t xml:space="preserve">13</w:t>
+              <w:t xml:space="preserve">6</w:t>
             </w:r>
           </w:p>
         </w:tc>
@@ -544,7 +544,7 @@
               <w:pStyle w:val="Compact"/>
             </w:pPr>
             <w:r>
-              <w:t xml:space="preserve">455</w:t>
+              <w:t xml:space="preserve">448</w:t>
             </w:r>
           </w:p>
         </w:tc>
@@ -664,7 +664,7 @@
               <w:pStyle w:val="Compact"/>
             </w:pPr>
             <w:r>
-              <w:t xml:space="preserve">158</w:t>
+              <w:t xml:space="preserve">154</w:t>
             </w:r>
           </w:p>
         </w:tc>
@@ -688,7 +688,7 @@
               <w:pStyle w:val="Compact"/>
             </w:pPr>
             <w:r>
-              <w:t xml:space="preserve">228</w:t>
+              <w:t xml:space="preserve">226</w:t>
             </w:r>
           </w:p>
         </w:tc>
@@ -712,7 +712,7 @@
               <w:pStyle w:val="Compact"/>
             </w:pPr>
             <w:r>
-              <w:t xml:space="preserve">141</w:t>
+              <w:t xml:space="preserve">140</w:t>
             </w:r>
           </w:p>
         </w:tc>
@@ -832,7 +832,7 @@
               <w:pStyle w:val="Compact"/>
             </w:pPr>
             <w:r>
-              <w:t xml:space="preserve">556</w:t>
+              <w:t xml:space="preserve">549</w:t>
             </w:r>
           </w:p>
         </w:tc>

--- a/docs/export/issues_summary.docx
+++ b/docs/export/issues_summary.docx
@@ -34,7 +34,7 @@
         <w:t xml:space="preserve"> </w:t>
       </w:r>
       <w:r>
-        <w:t xml:space="preserve">12</w:t>
+        <w:t xml:space="preserve">13</w:t>
       </w:r>
       <w:r>
         <w:t xml:space="preserve"> </w:t>
@@ -50,7 +50,7 @@
         <w:t xml:space="preserve"> </w:t>
       </w:r>
       <w:r>
-        <w:t xml:space="preserve">2026-06-01T12:11:50Z</w:t>
+        <w:t xml:space="preserve">2026-06-01T13:04:05Z</w:t>
       </w:r>
       <w:r>
         <w:t xml:space="preserve"> </w:t>
@@ -116,7 +116,7 @@
         <w:t xml:space="preserve"> </w:t>
       </w:r>
       <w:r>
-        <w:t xml:space="preserve">550</w:t>
+        <w:t xml:space="preserve">540</w:t>
       </w:r>
     </w:p>
     <w:bookmarkStart w:id="9" w:name="by-phase"/>
@@ -184,7 +184,7 @@
               <w:pStyle w:val="Compact"/>
             </w:pPr>
             <w:r>
-              <w:t xml:space="preserve">6</w:t>
+              <w:t xml:space="preserve">5</w:t>
             </w:r>
           </w:p>
         </w:tc>
@@ -208,7 +208,7 @@
               <w:pStyle w:val="Compact"/>
             </w:pPr>
             <w:r>
-              <w:t xml:space="preserve">71</w:t>
+              <w:t xml:space="preserve">62</w:t>
             </w:r>
           </w:p>
         </w:tc>
@@ -544,7 +544,7 @@
               <w:pStyle w:val="Compact"/>
             </w:pPr>
             <w:r>
-              <w:t xml:space="preserve">448</w:t>
+              <w:t xml:space="preserve">438</w:t>
             </w:r>
           </w:p>
         </w:tc>
@@ -664,7 +664,7 @@
               <w:pStyle w:val="Compact"/>
             </w:pPr>
             <w:r>
-              <w:t xml:space="preserve">154</w:t>
+              <w:t xml:space="preserve">147</w:t>
             </w:r>
           </w:p>
         </w:tc>
@@ -688,7 +688,7 @@
               <w:pStyle w:val="Compact"/>
             </w:pPr>
             <w:r>
-              <w:t xml:space="preserve">226</w:t>
+              <w:t xml:space="preserve">223</w:t>
             </w:r>
           </w:p>
         </w:tc>
@@ -832,7 +832,7 @@
               <w:pStyle w:val="Compact"/>
             </w:pPr>
             <w:r>
-              <w:t xml:space="preserve">549</w:t>
+              <w:t xml:space="preserve">539</w:t>
             </w:r>
           </w:p>
         </w:tc>

--- a/docs/export/issues_summary.docx
+++ b/docs/export/issues_summary.docx
@@ -34,7 +34,7 @@
         <w:t xml:space="preserve"> </w:t>
       </w:r>
       <w:r>
-        <w:t xml:space="preserve">13</w:t>
+        <w:t xml:space="preserve">14</w:t>
       </w:r>
       <w:r>
         <w:t xml:space="preserve"> </w:t>
@@ -50,7 +50,7 @@
         <w:t xml:space="preserve"> </w:t>
       </w:r>
       <w:r>
-        <w:t xml:space="preserve">2026-06-01T13:04:05Z</w:t>
+        <w:t xml:space="preserve">2026-06-01T13:53:26Z</w:t>
       </w:r>
       <w:r>
         <w:t xml:space="preserve"> </w:t>
@@ -116,7 +116,7 @@
         <w:t xml:space="preserve"> </w:t>
       </w:r>
       <w:r>
-        <w:t xml:space="preserve">540</w:t>
+        <w:t xml:space="preserve">535</w:t>
       </w:r>
     </w:p>
     <w:bookmarkStart w:id="9" w:name="by-phase"/>
@@ -208,7 +208,7 @@
               <w:pStyle w:val="Compact"/>
             </w:pPr>
             <w:r>
-              <w:t xml:space="preserve">62</w:t>
+              <w:t xml:space="preserve">57</w:t>
             </w:r>
           </w:p>
         </w:tc>
@@ -544,7 +544,7 @@
               <w:pStyle w:val="Compact"/>
             </w:pPr>
             <w:r>
-              <w:t xml:space="preserve">438</w:t>
+              <w:t xml:space="preserve">433</w:t>
             </w:r>
           </w:p>
         </w:tc>
@@ -664,7 +664,7 @@
               <w:pStyle w:val="Compact"/>
             </w:pPr>
             <w:r>
-              <w:t xml:space="preserve">147</w:t>
+              <w:t xml:space="preserve">142</w:t>
             </w:r>
           </w:p>
         </w:tc>
@@ -832,7 +832,7 @@
               <w:pStyle w:val="Compact"/>
             </w:pPr>
             <w:r>
-              <w:t xml:space="preserve">539</w:t>
+              <w:t xml:space="preserve">534</w:t>
             </w:r>
           </w:p>
         </w:tc>

--- a/docs/export/issues_summary.docx
+++ b/docs/export/issues_summary.docx
@@ -34,7 +34,7 @@
         <w:t xml:space="preserve"> </w:t>
       </w:r>
       <w:r>
-        <w:t xml:space="preserve">14</w:t>
+        <w:t xml:space="preserve">15</w:t>
       </w:r>
       <w:r>
         <w:t xml:space="preserve"> </w:t>
@@ -50,7 +50,7 @@
         <w:t xml:space="preserve"> </w:t>
       </w:r>
       <w:r>
-        <w:t xml:space="preserve">2026-06-01T13:53:26Z</w:t>
+        <w:t xml:space="preserve">2026-06-01T14:11:33Z</w:t>
       </w:r>
       <w:r>
         <w:t xml:space="preserve"> </w:t>
@@ -116,7 +116,7 @@
         <w:t xml:space="preserve"> </w:t>
       </w:r>
       <w:r>
-        <w:t xml:space="preserve">535</w:t>
+        <w:t xml:space="preserve">532</w:t>
       </w:r>
     </w:p>
     <w:bookmarkStart w:id="9" w:name="by-phase"/>
@@ -208,7 +208,7 @@
               <w:pStyle w:val="Compact"/>
             </w:pPr>
             <w:r>
-              <w:t xml:space="preserve">57</w:t>
+              <w:t xml:space="preserve">54</w:t>
             </w:r>
           </w:p>
         </w:tc>
@@ -544,7 +544,7 @@
               <w:pStyle w:val="Compact"/>
             </w:pPr>
             <w:r>
-              <w:t xml:space="preserve">433</w:t>
+              <w:t xml:space="preserve">430</w:t>
             </w:r>
           </w:p>
         </w:tc>
@@ -664,7 +664,7 @@
               <w:pStyle w:val="Compact"/>
             </w:pPr>
             <w:r>
-              <w:t xml:space="preserve">142</w:t>
+              <w:t xml:space="preserve">139</w:t>
             </w:r>
           </w:p>
         </w:tc>
@@ -832,7 +832,7 @@
               <w:pStyle w:val="Compact"/>
             </w:pPr>
             <w:r>
-              <w:t xml:space="preserve">534</w:t>
+              <w:t xml:space="preserve">531</w:t>
             </w:r>
           </w:p>
         </w:tc>

--- a/docs/export/issues_summary.docx
+++ b/docs/export/issues_summary.docx
@@ -34,7 +34,7 @@
         <w:t xml:space="preserve"> </w:t>
       </w:r>
       <w:r>
-        <w:t xml:space="preserve">15</w:t>
+        <w:t xml:space="preserve">16</w:t>
       </w:r>
       <w:r>
         <w:t xml:space="preserve"> </w:t>
@@ -50,7 +50,7 @@
         <w:t xml:space="preserve"> </w:t>
       </w:r>
       <w:r>
-        <w:t xml:space="preserve">2026-06-01T14:11:33Z</w:t>
+        <w:t xml:space="preserve">2026-06-01T15:15:45Z</w:t>
       </w:r>
       <w:r>
         <w:t xml:space="preserve"> </w:t>
@@ -116,7 +116,7 @@
         <w:t xml:space="preserve"> </w:t>
       </w:r>
       <w:r>
-        <w:t xml:space="preserve">532</w:t>
+        <w:t xml:space="preserve">527</w:t>
       </w:r>
     </w:p>
     <w:bookmarkStart w:id="9" w:name="by-phase"/>
@@ -208,7 +208,7 @@
               <w:pStyle w:val="Compact"/>
             </w:pPr>
             <w:r>
-              <w:t xml:space="preserve">54</w:t>
+              <w:t xml:space="preserve">49</w:t>
             </w:r>
           </w:p>
         </w:tc>
@@ -544,7 +544,7 @@
               <w:pStyle w:val="Compact"/>
             </w:pPr>
             <w:r>
-              <w:t xml:space="preserve">430</w:t>
+              <w:t xml:space="preserve">425</w:t>
             </w:r>
           </w:p>
         </w:tc>
@@ -664,7 +664,7 @@
               <w:pStyle w:val="Compact"/>
             </w:pPr>
             <w:r>
-              <w:t xml:space="preserve">139</w:t>
+              <w:t xml:space="preserve">137</w:t>
             </w:r>
           </w:p>
         </w:tc>
@@ -688,7 +688,7 @@
               <w:pStyle w:val="Compact"/>
             </w:pPr>
             <w:r>
-              <w:t xml:space="preserve">223</w:t>
+              <w:t xml:space="preserve">220</w:t>
             </w:r>
           </w:p>
         </w:tc>
@@ -832,7 +832,7 @@
               <w:pStyle w:val="Compact"/>
             </w:pPr>
             <w:r>
-              <w:t xml:space="preserve">531</w:t>
+              <w:t xml:space="preserve">526</w:t>
             </w:r>
           </w:p>
         </w:tc>

--- a/docs/export/issues_summary.docx
+++ b/docs/export/issues_summary.docx
@@ -34,7 +34,7 @@
         <w:t xml:space="preserve"> </w:t>
       </w:r>
       <w:r>
-        <w:t xml:space="preserve">16</w:t>
+        <w:t xml:space="preserve">17</w:t>
       </w:r>
       <w:r>
         <w:t xml:space="preserve"> </w:t>
@@ -50,7 +50,7 @@
         <w:t xml:space="preserve"> </w:t>
       </w:r>
       <w:r>
-        <w:t xml:space="preserve">2026-06-01T15:15:45Z</w:t>
+        <w:t xml:space="preserve">2026-06-01T16:14:38Z</w:t>
       </w:r>
       <w:r>
         <w:t xml:space="preserve"> </w:t>
@@ -116,7 +116,7 @@
         <w:t xml:space="preserve"> </w:t>
       </w:r>
       <w:r>
-        <w:t xml:space="preserve">527</w:t>
+        <w:t xml:space="preserve">518</w:t>
       </w:r>
     </w:p>
     <w:bookmarkStart w:id="9" w:name="by-phase"/>
@@ -208,7 +208,7 @@
               <w:pStyle w:val="Compact"/>
             </w:pPr>
             <w:r>
-              <w:t xml:space="preserve">49</w:t>
+              <w:t xml:space="preserve">40</w:t>
             </w:r>
           </w:p>
         </w:tc>
@@ -544,7 +544,7 @@
               <w:pStyle w:val="Compact"/>
             </w:pPr>
             <w:r>
-              <w:t xml:space="preserve">425</w:t>
+              <w:t xml:space="preserve">417</w:t>
             </w:r>
           </w:p>
         </w:tc>
@@ -592,7 +592,7 @@
               <w:pStyle w:val="Compact"/>
             </w:pPr>
             <w:r>
-              <w:t xml:space="preserve">65</w:t>
+              <w:t xml:space="preserve">64</w:t>
             </w:r>
           </w:p>
         </w:tc>
@@ -664,7 +664,7 @@
               <w:pStyle w:val="Compact"/>
             </w:pPr>
             <w:r>
-              <w:t xml:space="preserve">137</w:t>
+              <w:t xml:space="preserve">130</w:t>
             </w:r>
           </w:p>
         </w:tc>
@@ -688,7 +688,7 @@
               <w:pStyle w:val="Compact"/>
             </w:pPr>
             <w:r>
-              <w:t xml:space="preserve">220</w:t>
+              <w:t xml:space="preserve">218</w:t>
             </w:r>
           </w:p>
         </w:tc>
@@ -832,7 +832,7 @@
               <w:pStyle w:val="Compact"/>
             </w:pPr>
             <w:r>
-              <w:t xml:space="preserve">526</w:t>
+              <w:t xml:space="preserve">517</w:t>
             </w:r>
           </w:p>
         </w:tc>

--- a/docs/export/issues_summary.docx
+++ b/docs/export/issues_summary.docx
@@ -34,7 +34,7 @@
         <w:t xml:space="preserve"> </w:t>
       </w:r>
       <w:r>
-        <w:t xml:space="preserve">17</w:t>
+        <w:t xml:space="preserve">18</w:t>
       </w:r>
       <w:r>
         <w:t xml:space="preserve"> </w:t>
@@ -50,7 +50,7 @@
         <w:t xml:space="preserve"> </w:t>
       </w:r>
       <w:r>
-        <w:t xml:space="preserve">2026-06-01T16:14:38Z</w:t>
+        <w:t xml:space="preserve">2026-06-01T16:33:22Z</w:t>
       </w:r>
       <w:r>
         <w:t xml:space="preserve"> </w:t>
@@ -116,7 +116,7 @@
         <w:t xml:space="preserve"> </w:t>
       </w:r>
       <w:r>
-        <w:t xml:space="preserve">518</w:t>
+        <w:t xml:space="preserve">513</w:t>
       </w:r>
     </w:p>
     <w:bookmarkStart w:id="9" w:name="by-phase"/>
@@ -208,7 +208,7 @@
               <w:pStyle w:val="Compact"/>
             </w:pPr>
             <w:r>
-              <w:t xml:space="preserve">40</w:t>
+              <w:t xml:space="preserve">35</w:t>
             </w:r>
           </w:p>
         </w:tc>
@@ -544,7 +544,7 @@
               <w:pStyle w:val="Compact"/>
             </w:pPr>
             <w:r>
-              <w:t xml:space="preserve">417</w:t>
+              <w:t xml:space="preserve">414</w:t>
             </w:r>
           </w:p>
         </w:tc>
@@ -592,7 +592,7 @@
               <w:pStyle w:val="Compact"/>
             </w:pPr>
             <w:r>
-              <w:t xml:space="preserve">64</w:t>
+              <w:t xml:space="preserve">62</w:t>
             </w:r>
           </w:p>
         </w:tc>
@@ -664,7 +664,7 @@
               <w:pStyle w:val="Compact"/>
             </w:pPr>
             <w:r>
-              <w:t xml:space="preserve">130</w:t>
+              <w:t xml:space="preserve">129</w:t>
             </w:r>
           </w:p>
         </w:tc>
@@ -688,7 +688,7 @@
               <w:pStyle w:val="Compact"/>
             </w:pPr>
             <w:r>
-              <w:t xml:space="preserve">218</w:t>
+              <w:t xml:space="preserve">214</w:t>
             </w:r>
           </w:p>
         </w:tc>
@@ -832,7 +832,7 @@
               <w:pStyle w:val="Compact"/>
             </w:pPr>
             <w:r>
-              <w:t xml:space="preserve">517</w:t>
+              <w:t xml:space="preserve">512</w:t>
             </w:r>
           </w:p>
         </w:tc>

--- a/docs/export/issues_summary.docx
+++ b/docs/export/issues_summary.docx
@@ -34,7 +34,7 @@
         <w:t xml:space="preserve"> </w:t>
       </w:r>
       <w:r>
-        <w:t xml:space="preserve">18</w:t>
+        <w:t xml:space="preserve">19</w:t>
       </w:r>
       <w:r>
         <w:t xml:space="preserve"> </w:t>
@@ -50,7 +50,7 @@
         <w:t xml:space="preserve"> </w:t>
       </w:r>
       <w:r>
-        <w:t xml:space="preserve">2026-06-01T16:33:22Z</w:t>
+        <w:t xml:space="preserve">2026-06-01T17:11:08Z</w:t>
       </w:r>
       <w:r>
         <w:t xml:space="preserve"> </w:t>
@@ -116,7 +116,7 @@
         <w:t xml:space="preserve"> </w:t>
       </w:r>
       <w:r>
-        <w:t xml:space="preserve">513</w:t>
+        <w:t xml:space="preserve">509</w:t>
       </w:r>
     </w:p>
     <w:bookmarkStart w:id="9" w:name="by-phase"/>
@@ -208,7 +208,7 @@
               <w:pStyle w:val="Compact"/>
             </w:pPr>
             <w:r>
-              <w:t xml:space="preserve">35</w:t>
+              <w:t xml:space="preserve">31</w:t>
             </w:r>
           </w:p>
         </w:tc>
@@ -544,7 +544,7 @@
               <w:pStyle w:val="Compact"/>
             </w:pPr>
             <w:r>
-              <w:t xml:space="preserve">414</w:t>
+              <w:t xml:space="preserve">410</w:t>
             </w:r>
           </w:p>
         </w:tc>
@@ -688,7 +688,7 @@
               <w:pStyle w:val="Compact"/>
             </w:pPr>
             <w:r>
-              <w:t xml:space="preserve">214</w:t>
+              <w:t xml:space="preserve">210</w:t>
             </w:r>
           </w:p>
         </w:tc>
@@ -832,7 +832,7 @@
               <w:pStyle w:val="Compact"/>
             </w:pPr>
             <w:r>
-              <w:t xml:space="preserve">512</w:t>
+              <w:t xml:space="preserve">508</w:t>
             </w:r>
           </w:p>
         </w:tc>

--- a/docs/export/issues_summary.docx
+++ b/docs/export/issues_summary.docx
@@ -34,7 +34,7 @@
         <w:t xml:space="preserve"> </w:t>
       </w:r>
       <w:r>
-        <w:t xml:space="preserve">19</w:t>
+        <w:t xml:space="preserve">20</w:t>
       </w:r>
       <w:r>
         <w:t xml:space="preserve"> </w:t>
@@ -50,7 +50,7 @@
         <w:t xml:space="preserve"> </w:t>
       </w:r>
       <w:r>
-        <w:t xml:space="preserve">2026-06-01T17:11:08Z</w:t>
+        <w:t xml:space="preserve">2026-06-01T17:28:43Z</w:t>
       </w:r>
       <w:r>
         <w:t xml:space="preserve"> </w:t>
@@ -116,7 +116,7 @@
         <w:t xml:space="preserve"> </w:t>
       </w:r>
       <w:r>
-        <w:t xml:space="preserve">509</w:t>
+        <w:t xml:space="preserve">506</w:t>
       </w:r>
     </w:p>
     <w:bookmarkStart w:id="9" w:name="by-phase"/>
@@ -208,7 +208,7 @@
               <w:pStyle w:val="Compact"/>
             </w:pPr>
             <w:r>
-              <w:t xml:space="preserve">31</w:t>
+              <w:t xml:space="preserve">28</w:t>
             </w:r>
           </w:p>
         </w:tc>
@@ -544,7 +544,7 @@
               <w:pStyle w:val="Compact"/>
             </w:pPr>
             <w:r>
-              <w:t xml:space="preserve">410</w:t>
+              <w:t xml:space="preserve">407</w:t>
             </w:r>
           </w:p>
         </w:tc>
@@ -712,7 +712,7 @@
               <w:pStyle w:val="Compact"/>
             </w:pPr>
             <w:r>
-              <w:t xml:space="preserve">140</w:t>
+              <w:t xml:space="preserve">137</w:t>
             </w:r>
           </w:p>
         </w:tc>
@@ -832,7 +832,7 @@
               <w:pStyle w:val="Compact"/>
             </w:pPr>
             <w:r>
-              <w:t xml:space="preserve">508</w:t>
+              <w:t xml:space="preserve">505</w:t>
             </w:r>
           </w:p>
         </w:tc>

--- a/docs/export/issues_summary.docx
+++ b/docs/export/issues_summary.docx
@@ -34,7 +34,7 @@
         <w:t xml:space="preserve"> </w:t>
       </w:r>
       <w:r>
-        <w:t xml:space="preserve">20</w:t>
+        <w:t xml:space="preserve">21</w:t>
       </w:r>
       <w:r>
         <w:t xml:space="preserve"> </w:t>
@@ -50,7 +50,7 @@
         <w:t xml:space="preserve"> </w:t>
       </w:r>
       <w:r>
-        <w:t xml:space="preserve">2026-06-01T17:28:43Z</w:t>
+        <w:t xml:space="preserve">2026-06-01T18:10:59Z</w:t>
       </w:r>
       <w:r>
         <w:t xml:space="preserve"> </w:t>
@@ -116,7 +116,7 @@
         <w:t xml:space="preserve"> </w:t>
       </w:r>
       <w:r>
-        <w:t xml:space="preserve">506</w:t>
+        <w:t xml:space="preserve">503</w:t>
       </w:r>
     </w:p>
     <w:bookmarkStart w:id="9" w:name="by-phase"/>
@@ -208,7 +208,7 @@
               <w:pStyle w:val="Compact"/>
             </w:pPr>
             <w:r>
-              <w:t xml:space="preserve">28</w:t>
+              <w:t xml:space="preserve">25</w:t>
             </w:r>
           </w:p>
         </w:tc>
@@ -544,7 +544,7 @@
               <w:pStyle w:val="Compact"/>
             </w:pPr>
             <w:r>
-              <w:t xml:space="preserve">407</w:t>
+              <w:t xml:space="preserve">404</w:t>
             </w:r>
           </w:p>
         </w:tc>
@@ -712,7 +712,7 @@
               <w:pStyle w:val="Compact"/>
             </w:pPr>
             <w:r>
-              <w:t xml:space="preserve">137</w:t>
+              <w:t xml:space="preserve">134</w:t>
             </w:r>
           </w:p>
         </w:tc>
@@ -832,7 +832,7 @@
               <w:pStyle w:val="Compact"/>
             </w:pPr>
             <w:r>
-              <w:t xml:space="preserve">505</w:t>
+              <w:t xml:space="preserve">502</w:t>
             </w:r>
           </w:p>
         </w:tc>

--- a/docs/export/issues_summary.docx
+++ b/docs/export/issues_summary.docx
@@ -34,7 +34,7 @@
         <w:t xml:space="preserve"> </w:t>
       </w:r>
       <w:r>
-        <w:t xml:space="preserve">21</w:t>
+        <w:t xml:space="preserve">22</w:t>
       </w:r>
       <w:r>
         <w:t xml:space="preserve"> </w:t>
@@ -50,7 +50,7 @@
         <w:t xml:space="preserve"> </w:t>
       </w:r>
       <w:r>
-        <w:t xml:space="preserve">2026-06-01T18:10:59Z</w:t>
+        <w:t xml:space="preserve">2026-06-01T18:47:21Z</w:t>
       </w:r>
       <w:r>
         <w:t xml:space="preserve"> </w:t>
@@ -116,7 +116,7 @@
         <w:t xml:space="preserve"> </w:t>
       </w:r>
       <w:r>
-        <w:t xml:space="preserve">503</w:t>
+        <w:t xml:space="preserve">489</w:t>
       </w:r>
     </w:p>
     <w:bookmarkStart w:id="9" w:name="by-phase"/>
@@ -232,7 +232,7 @@
               <w:pStyle w:val="Compact"/>
             </w:pPr>
             <w:r>
-              <w:t xml:space="preserve">23</w:t>
+              <w:t xml:space="preserve">17</w:t>
             </w:r>
           </w:p>
         </w:tc>
@@ -256,7 +256,7 @@
               <w:pStyle w:val="Compact"/>
             </w:pPr>
             <w:r>
-              <w:t xml:space="preserve">55</w:t>
+              <w:t xml:space="preserve">47</w:t>
             </w:r>
           </w:p>
         </w:tc>
@@ -496,7 +496,7 @@
               <w:pStyle w:val="Compact"/>
             </w:pPr>
             <w:r>
-              <w:t xml:space="preserve">3</w:t>
+              <w:t xml:space="preserve">2</w:t>
             </w:r>
           </w:p>
         </w:tc>
@@ -544,7 +544,7 @@
               <w:pStyle w:val="Compact"/>
             </w:pPr>
             <w:r>
-              <w:t xml:space="preserve">404</w:t>
+              <w:t xml:space="preserve">393</w:t>
             </w:r>
           </w:p>
         </w:tc>
@@ -592,7 +592,7 @@
               <w:pStyle w:val="Compact"/>
             </w:pPr>
             <w:r>
-              <w:t xml:space="preserve">62</w:t>
+              <w:t xml:space="preserve">60</w:t>
             </w:r>
           </w:p>
         </w:tc>
@@ -664,7 +664,7 @@
               <w:pStyle w:val="Compact"/>
             </w:pPr>
             <w:r>
-              <w:t xml:space="preserve">129</w:t>
+              <w:t xml:space="preserve">124</w:t>
             </w:r>
           </w:p>
         </w:tc>
@@ -688,7 +688,7 @@
               <w:pStyle w:val="Compact"/>
             </w:pPr>
             <w:r>
-              <w:t xml:space="preserve">210</w:t>
+              <w:t xml:space="preserve">202</w:t>
             </w:r>
           </w:p>
         </w:tc>
@@ -736,7 +736,7 @@
               <w:pStyle w:val="Compact"/>
             </w:pPr>
             <w:r>
-              <w:t xml:space="preserve">30</w:t>
+              <w:t xml:space="preserve">29</w:t>
             </w:r>
           </w:p>
         </w:tc>
@@ -832,7 +832,7 @@
               <w:pStyle w:val="Compact"/>
             </w:pPr>
             <w:r>
-              <w:t xml:space="preserve">502</w:t>
+              <w:t xml:space="preserve">488</w:t>
             </w:r>
           </w:p>
         </w:tc>

--- a/docs/export/issues_summary.docx
+++ b/docs/export/issues_summary.docx
@@ -34,7 +34,7 @@
         <w:t xml:space="preserve"> </w:t>
       </w:r>
       <w:r>
-        <w:t xml:space="preserve">22</w:t>
+        <w:t xml:space="preserve">23</w:t>
       </w:r>
       <w:r>
         <w:t xml:space="preserve"> </w:t>
@@ -50,7 +50,7 @@
         <w:t xml:space="preserve"> </w:t>
       </w:r>
       <w:r>
-        <w:t xml:space="preserve">2026-06-01T18:47:21Z</w:t>
+        <w:t xml:space="preserve">2026-06-01T19:08:03Z</w:t>
       </w:r>
       <w:r>
         <w:t xml:space="preserve"> </w:t>
@@ -116,7 +116,7 @@
         <w:t xml:space="preserve"> </w:t>
       </w:r>
       <w:r>
-        <w:t xml:space="preserve">489</w:t>
+        <w:t xml:space="preserve">483</w:t>
       </w:r>
     </w:p>
     <w:bookmarkStart w:id="9" w:name="by-phase"/>
@@ -256,7 +256,7 @@
               <w:pStyle w:val="Compact"/>
             </w:pPr>
             <w:r>
-              <w:t xml:space="preserve">47</w:t>
+              <w:t xml:space="preserve">41</w:t>
             </w:r>
           </w:p>
         </w:tc>
@@ -496,7 +496,7 @@
               <w:pStyle w:val="Compact"/>
             </w:pPr>
             <w:r>
-              <w:t xml:space="preserve">2</w:t>
+              <w:t xml:space="preserve">1</w:t>
             </w:r>
           </w:p>
         </w:tc>
@@ -544,7 +544,7 @@
               <w:pStyle w:val="Compact"/>
             </w:pPr>
             <w:r>
-              <w:t xml:space="preserve">393</w:t>
+              <w:t xml:space="preserve">389</w:t>
             </w:r>
           </w:p>
         </w:tc>
@@ -592,7 +592,7 @@
               <w:pStyle w:val="Compact"/>
             </w:pPr>
             <w:r>
-              <w:t xml:space="preserve">60</w:t>
+              <w:t xml:space="preserve">59</w:t>
             </w:r>
           </w:p>
         </w:tc>
@@ -664,7 +664,7 @@
               <w:pStyle w:val="Compact"/>
             </w:pPr>
             <w:r>
-              <w:t xml:space="preserve">124</w:t>
+              <w:t xml:space="preserve">121</w:t>
             </w:r>
           </w:p>
         </w:tc>
@@ -688,7 +688,7 @@
               <w:pStyle w:val="Compact"/>
             </w:pPr>
             <w:r>
-              <w:t xml:space="preserve">202</w:t>
+              <w:t xml:space="preserve">200</w:t>
             </w:r>
           </w:p>
         </w:tc>
@@ -712,7 +712,7 @@
               <w:pStyle w:val="Compact"/>
             </w:pPr>
             <w:r>
-              <w:t xml:space="preserve">134</w:t>
+              <w:t xml:space="preserve">133</w:t>
             </w:r>
           </w:p>
         </w:tc>
@@ -832,7 +832,7 @@
               <w:pStyle w:val="Compact"/>
             </w:pPr>
             <w:r>
-              <w:t xml:space="preserve">488</w:t>
+              <w:t xml:space="preserve">482</w:t>
             </w:r>
           </w:p>
         </w:tc>

--- a/docs/export/issues_summary.docx
+++ b/docs/export/issues_summary.docx
@@ -34,7 +34,7 @@
         <w:t xml:space="preserve"> </w:t>
       </w:r>
       <w:r>
-        <w:t xml:space="preserve">23</w:t>
+        <w:t xml:space="preserve">24</w:t>
       </w:r>
       <w:r>
         <w:t xml:space="preserve"> </w:t>
@@ -50,7 +50,7 @@
         <w:t xml:space="preserve"> </w:t>
       </w:r>
       <w:r>
-        <w:t xml:space="preserve">2026-06-01T19:08:03Z</w:t>
+        <w:t xml:space="preserve">2026-06-01T19:30:54Z</w:t>
       </w:r>
       <w:r>
         <w:t xml:space="preserve"> </w:t>
@@ -116,7 +116,7 @@
         <w:t xml:space="preserve"> </w:t>
       </w:r>
       <w:r>
-        <w:t xml:space="preserve">483</w:t>
+        <w:t xml:space="preserve">479</w:t>
       </w:r>
     </w:p>
     <w:bookmarkStart w:id="9" w:name="by-phase"/>
@@ -208,7 +208,7 @@
               <w:pStyle w:val="Compact"/>
             </w:pPr>
             <w:r>
-              <w:t xml:space="preserve">25</w:t>
+              <w:t xml:space="preserve">24</w:t>
             </w:r>
           </w:p>
         </w:tc>
@@ -280,7 +280,7 @@
               <w:pStyle w:val="Compact"/>
             </w:pPr>
             <w:r>
-              <w:t xml:space="preserve">70</w:t>
+              <w:t xml:space="preserve">67</w:t>
             </w:r>
           </w:p>
         </w:tc>
@@ -544,7 +544,7 @@
               <w:pStyle w:val="Compact"/>
             </w:pPr>
             <w:r>
-              <w:t xml:space="preserve">389</w:t>
+              <w:t xml:space="preserve">386</w:t>
             </w:r>
           </w:p>
         </w:tc>
@@ -592,7 +592,7 @@
               <w:pStyle w:val="Compact"/>
             </w:pPr>
             <w:r>
-              <w:t xml:space="preserve">59</w:t>
+              <w:t xml:space="preserve">58</w:t>
             </w:r>
           </w:p>
         </w:tc>
@@ -664,7 +664,7 @@
               <w:pStyle w:val="Compact"/>
             </w:pPr>
             <w:r>
-              <w:t xml:space="preserve">121</w:t>
+              <w:t xml:space="preserve">119</w:t>
             </w:r>
           </w:p>
         </w:tc>
@@ -688,7 +688,7 @@
               <w:pStyle w:val="Compact"/>
             </w:pPr>
             <w:r>
-              <w:t xml:space="preserve">200</w:t>
+              <w:t xml:space="preserve">198</w:t>
             </w:r>
           </w:p>
         </w:tc>
@@ -832,7 +832,7 @@
               <w:pStyle w:val="Compact"/>
             </w:pPr>
             <w:r>
-              <w:t xml:space="preserve">482</w:t>
+              <w:t xml:space="preserve">478</w:t>
             </w:r>
           </w:p>
         </w:tc>

--- a/docs/export/issues_summary.docx
+++ b/docs/export/issues_summary.docx
@@ -34,7 +34,7 @@
         <w:t xml:space="preserve"> </w:t>
       </w:r>
       <w:r>
-        <w:t xml:space="preserve">24</w:t>
+        <w:t xml:space="preserve">25</w:t>
       </w:r>
       <w:r>
         <w:t xml:space="preserve"> </w:t>
@@ -50,7 +50,7 @@
         <w:t xml:space="preserve"> </w:t>
       </w:r>
       <w:r>
-        <w:t xml:space="preserve">2026-06-01T19:30:54Z</w:t>
+        <w:t xml:space="preserve">2026-06-01T19:59:47Z</w:t>
       </w:r>
       <w:r>
         <w:t xml:space="preserve"> </w:t>
@@ -116,7 +116,7 @@
         <w:t xml:space="preserve"> </w:t>
       </w:r>
       <w:r>
-        <w:t xml:space="preserve">479</w:t>
+        <w:t xml:space="preserve">475</w:t>
       </w:r>
     </w:p>
     <w:bookmarkStart w:id="9" w:name="by-phase"/>
@@ -208,7 +208,7 @@
               <w:pStyle w:val="Compact"/>
             </w:pPr>
             <w:r>
-              <w:t xml:space="preserve">24</w:t>
+              <w:t xml:space="preserve">22</w:t>
             </w:r>
           </w:p>
         </w:tc>
@@ -280,7 +280,7 @@
               <w:pStyle w:val="Compact"/>
             </w:pPr>
             <w:r>
-              <w:t xml:space="preserve">67</w:t>
+              <w:t xml:space="preserve">65</w:t>
             </w:r>
           </w:p>
         </w:tc>
@@ -544,7 +544,7 @@
               <w:pStyle w:val="Compact"/>
             </w:pPr>
             <w:r>
-              <w:t xml:space="preserve">386</w:t>
+              <w:t xml:space="preserve">383</w:t>
             </w:r>
           </w:p>
         </w:tc>
@@ -592,7 +592,7 @@
               <w:pStyle w:val="Compact"/>
             </w:pPr>
             <w:r>
-              <w:t xml:space="preserve">58</w:t>
+              <w:t xml:space="preserve">57</w:t>
             </w:r>
           </w:p>
         </w:tc>
@@ -664,7 +664,7 @@
               <w:pStyle w:val="Compact"/>
             </w:pPr>
             <w:r>
-              <w:t xml:space="preserve">119</w:t>
+              <w:t xml:space="preserve">118</w:t>
             </w:r>
           </w:p>
         </w:tc>
@@ -688,7 +688,7 @@
               <w:pStyle w:val="Compact"/>
             </w:pPr>
             <w:r>
-              <w:t xml:space="preserve">198</w:t>
+              <w:t xml:space="preserve">195</w:t>
             </w:r>
           </w:p>
         </w:tc>
@@ -832,7 +832,7 @@
               <w:pStyle w:val="Compact"/>
             </w:pPr>
             <w:r>
-              <w:t xml:space="preserve">478</w:t>
+              <w:t xml:space="preserve">474</w:t>
             </w:r>
           </w:p>
         </w:tc>

--- a/docs/export/issues_summary.docx
+++ b/docs/export/issues_summary.docx
@@ -34,7 +34,7 @@
         <w:t xml:space="preserve"> </w:t>
       </w:r>
       <w:r>
-        <w:t xml:space="preserve">25</w:t>
+        <w:t xml:space="preserve">26</w:t>
       </w:r>
       <w:r>
         <w:t xml:space="preserve"> </w:t>
@@ -50,7 +50,7 @@
         <w:t xml:space="preserve"> </w:t>
       </w:r>
       <w:r>
-        <w:t xml:space="preserve">2026-06-01T19:59:47Z</w:t>
+        <w:t xml:space="preserve">2026-06-01T20:58:23Z</w:t>
       </w:r>
       <w:r>
         <w:t xml:space="preserve"> </w:t>
@@ -116,7 +116,7 @@
         <w:t xml:space="preserve"> </w:t>
       </w:r>
       <w:r>
-        <w:t xml:space="preserve">475</w:t>
+        <w:t xml:space="preserve">469</w:t>
       </w:r>
     </w:p>
     <w:bookmarkStart w:id="9" w:name="by-phase"/>
@@ -208,7 +208,7 @@
               <w:pStyle w:val="Compact"/>
             </w:pPr>
             <w:r>
-              <w:t xml:space="preserve">22</w:t>
+              <w:t xml:space="preserve">21</w:t>
             </w:r>
           </w:p>
         </w:tc>
@@ -256,7 +256,7 @@
               <w:pStyle w:val="Compact"/>
             </w:pPr>
             <w:r>
-              <w:t xml:space="preserve">41</w:t>
+              <w:t xml:space="preserve">40</w:t>
             </w:r>
           </w:p>
         </w:tc>
@@ -280,7 +280,7 @@
               <w:pStyle w:val="Compact"/>
             </w:pPr>
             <w:r>
-              <w:t xml:space="preserve">65</w:t>
+              <w:t xml:space="preserve">61</w:t>
             </w:r>
           </w:p>
         </w:tc>
@@ -544,7 +544,7 @@
               <w:pStyle w:val="Compact"/>
             </w:pPr>
             <w:r>
-              <w:t xml:space="preserve">383</w:t>
+              <w:t xml:space="preserve">378</w:t>
             </w:r>
           </w:p>
         </w:tc>
@@ -592,7 +592,7 @@
               <w:pStyle w:val="Compact"/>
             </w:pPr>
             <w:r>
-              <w:t xml:space="preserve">57</w:t>
+              <w:t xml:space="preserve">56</w:t>
             </w:r>
           </w:p>
         </w:tc>
@@ -688,7 +688,7 @@
               <w:pStyle w:val="Compact"/>
             </w:pPr>
             <w:r>
-              <w:t xml:space="preserve">195</w:t>
+              <w:t xml:space="preserve">189</w:t>
             </w:r>
           </w:p>
         </w:tc>
@@ -832,7 +832,7 @@
               <w:pStyle w:val="Compact"/>
             </w:pPr>
             <w:r>
-              <w:t xml:space="preserve">474</w:t>
+              <w:t xml:space="preserve">468</w:t>
             </w:r>
           </w:p>
         </w:tc>

--- a/docs/export/issues_summary.docx
+++ b/docs/export/issues_summary.docx
@@ -34,7 +34,7 @@
         <w:t xml:space="preserve"> </w:t>
       </w:r>
       <w:r>
-        <w:t xml:space="preserve">26</w:t>
+        <w:t xml:space="preserve">27</w:t>
       </w:r>
       <w:r>
         <w:t xml:space="preserve"> </w:t>
@@ -50,7 +50,7 @@
         <w:t xml:space="preserve"> </w:t>
       </w:r>
       <w:r>
-        <w:t xml:space="preserve">2026-06-01T20:58:23Z</w:t>
+        <w:t xml:space="preserve">2026-06-01T21:17:59Z</w:t>
       </w:r>
       <w:r>
         <w:t xml:space="preserve"> </w:t>
@@ -116,7 +116,7 @@
         <w:t xml:space="preserve"> </w:t>
       </w:r>
       <w:r>
-        <w:t xml:space="preserve">469</w:t>
+        <w:t xml:space="preserve">466</w:t>
       </w:r>
     </w:p>
     <w:bookmarkStart w:id="9" w:name="by-phase"/>
@@ -208,7 +208,7 @@
               <w:pStyle w:val="Compact"/>
             </w:pPr>
             <w:r>
-              <w:t xml:space="preserve">21</w:t>
+              <w:t xml:space="preserve">18</w:t>
             </w:r>
           </w:p>
         </w:tc>
@@ -544,7 +544,7 @@
               <w:pStyle w:val="Compact"/>
             </w:pPr>
             <w:r>
-              <w:t xml:space="preserve">378</w:t>
+              <w:t xml:space="preserve">377</w:t>
             </w:r>
           </w:p>
         </w:tc>
@@ -592,7 +592,7 @@
               <w:pStyle w:val="Compact"/>
             </w:pPr>
             <w:r>
-              <w:t xml:space="preserve">56</w:t>
+              <w:t xml:space="preserve">54</w:t>
             </w:r>
           </w:p>
         </w:tc>
@@ -688,7 +688,7 @@
               <w:pStyle w:val="Compact"/>
             </w:pPr>
             <w:r>
-              <w:t xml:space="preserve">189</w:t>
+              <w:t xml:space="preserve">186</w:t>
             </w:r>
           </w:p>
         </w:tc>
@@ -832,7 +832,7 @@
               <w:pStyle w:val="Compact"/>
             </w:pPr>
             <w:r>
-              <w:t xml:space="preserve">468</w:t>
+              <w:t xml:space="preserve">465</w:t>
             </w:r>
           </w:p>
         </w:tc>

--- a/docs/export/issues_summary.docx
+++ b/docs/export/issues_summary.docx
@@ -34,7 +34,7 @@
         <w:t xml:space="preserve"> </w:t>
       </w:r>
       <w:r>
-        <w:t xml:space="preserve">27</w:t>
+        <w:t xml:space="preserve">28</w:t>
       </w:r>
       <w:r>
         <w:t xml:space="preserve"> </w:t>
@@ -50,7 +50,7 @@
         <w:t xml:space="preserve"> </w:t>
       </w:r>
       <w:r>
-        <w:t xml:space="preserve">2026-06-01T21:17:59Z</w:t>
+        <w:t xml:space="preserve">2026-06-01T21:35:03Z</w:t>
       </w:r>
       <w:r>
         <w:t xml:space="preserve"> </w:t>
@@ -116,7 +116,7 @@
         <w:t xml:space="preserve"> </w:t>
       </w:r>
       <w:r>
-        <w:t xml:space="preserve">466</w:t>
+        <w:t xml:space="preserve">463</w:t>
       </w:r>
     </w:p>
     <w:bookmarkStart w:id="9" w:name="by-phase"/>
@@ -208,7 +208,7 @@
               <w:pStyle w:val="Compact"/>
             </w:pPr>
             <w:r>
-              <w:t xml:space="preserve">18</w:t>
+              <w:t xml:space="preserve">15</w:t>
             </w:r>
           </w:p>
         </w:tc>
@@ -544,7 +544,7 @@
               <w:pStyle w:val="Compact"/>
             </w:pPr>
             <w:r>
-              <w:t xml:space="preserve">377</w:t>
+              <w:t xml:space="preserve">375</w:t>
             </w:r>
           </w:p>
         </w:tc>
@@ -592,7 +592,7 @@
               <w:pStyle w:val="Compact"/>
             </w:pPr>
             <w:r>
-              <w:t xml:space="preserve">54</w:t>
+              <w:t xml:space="preserve">53</w:t>
             </w:r>
           </w:p>
         </w:tc>
@@ -688,7 +688,7 @@
               <w:pStyle w:val="Compact"/>
             </w:pPr>
             <w:r>
-              <w:t xml:space="preserve">186</w:t>
+              <w:t xml:space="preserve">185</w:t>
             </w:r>
           </w:p>
         </w:tc>
@@ -712,7 +712,7 @@
               <w:pStyle w:val="Compact"/>
             </w:pPr>
             <w:r>
-              <w:t xml:space="preserve">133</w:t>
+              <w:t xml:space="preserve">131</w:t>
             </w:r>
           </w:p>
         </w:tc>
@@ -832,7 +832,7 @@
               <w:pStyle w:val="Compact"/>
             </w:pPr>
             <w:r>
-              <w:t xml:space="preserve">465</w:t>
+              <w:t xml:space="preserve">462</w:t>
             </w:r>
           </w:p>
         </w:tc>

--- a/docs/export/issues_summary.docx
+++ b/docs/export/issues_summary.docx
@@ -34,7 +34,7 @@
         <w:t xml:space="preserve"> </w:t>
       </w:r>
       <w:r>
-        <w:t xml:space="preserve">28</w:t>
+        <w:t xml:space="preserve">29</w:t>
       </w:r>
       <w:r>
         <w:t xml:space="preserve"> </w:t>
@@ -50,7 +50,7 @@
         <w:t xml:space="preserve"> </w:t>
       </w:r>
       <w:r>
-        <w:t xml:space="preserve">2026-06-01T21:35:03Z</w:t>
+        <w:t xml:space="preserve">2026-06-01T21:56:42Z</w:t>
       </w:r>
       <w:r>
         <w:t xml:space="preserve"> </w:t>
@@ -116,7 +116,7 @@
         <w:t xml:space="preserve"> </w:t>
       </w:r>
       <w:r>
-        <w:t xml:space="preserve">463</w:t>
+        <w:t xml:space="preserve">460</w:t>
       </w:r>
     </w:p>
     <w:bookmarkStart w:id="9" w:name="by-phase"/>
@@ -208,7 +208,7 @@
               <w:pStyle w:val="Compact"/>
             </w:pPr>
             <w:r>
-              <w:t xml:space="preserve">15</w:t>
+              <w:t xml:space="preserve">12</w:t>
             </w:r>
           </w:p>
         </w:tc>
@@ -544,7 +544,7 @@
               <w:pStyle w:val="Compact"/>
             </w:pPr>
             <w:r>
-              <w:t xml:space="preserve">375</w:t>
+              <w:t xml:space="preserve">372</w:t>
             </w:r>
           </w:p>
         </w:tc>
@@ -688,7 +688,7 @@
               <w:pStyle w:val="Compact"/>
             </w:pPr>
             <w:r>
-              <w:t xml:space="preserve">185</w:t>
+              <w:t xml:space="preserve">183</w:t>
             </w:r>
           </w:p>
         </w:tc>
@@ -712,7 +712,7 @@
               <w:pStyle w:val="Compact"/>
             </w:pPr>
             <w:r>
-              <w:t xml:space="preserve">131</w:t>
+              <w:t xml:space="preserve">130</w:t>
             </w:r>
           </w:p>
         </w:tc>
@@ -832,7 +832,7 @@
               <w:pStyle w:val="Compact"/>
             </w:pPr>
             <w:r>
-              <w:t xml:space="preserve">462</w:t>
+              <w:t xml:space="preserve">459</w:t>
             </w:r>
           </w:p>
         </w:tc>

--- a/docs/export/issues_summary.docx
+++ b/docs/export/issues_summary.docx
@@ -34,7 +34,7 @@
         <w:t xml:space="preserve"> </w:t>
       </w:r>
       <w:r>
-        <w:t xml:space="preserve">29</w:t>
+        <w:t xml:space="preserve">30</w:t>
       </w:r>
       <w:r>
         <w:t xml:space="preserve"> </w:t>
@@ -50,7 +50,7 @@
         <w:t xml:space="preserve"> </w:t>
       </w:r>
       <w:r>
-        <w:t xml:space="preserve">2026-06-01T21:56:42Z</w:t>
+        <w:t xml:space="preserve">2026-06-01T22:12:55Z</w:t>
       </w:r>
       <w:r>
         <w:t xml:space="preserve"> </w:t>
@@ -116,7 +116,7 @@
         <w:t xml:space="preserve"> </w:t>
       </w:r>
       <w:r>
-        <w:t xml:space="preserve">460</w:t>
+        <w:t xml:space="preserve">458</w:t>
       </w:r>
     </w:p>
     <w:bookmarkStart w:id="9" w:name="by-phase"/>
@@ -280,7 +280,7 @@
               <w:pStyle w:val="Compact"/>
             </w:pPr>
             <w:r>
-              <w:t xml:space="preserve">61</w:t>
+              <w:t xml:space="preserve">59</w:t>
             </w:r>
           </w:p>
         </w:tc>
@@ -544,7 +544,7 @@
               <w:pStyle w:val="Compact"/>
             </w:pPr>
             <w:r>
-              <w:t xml:space="preserve">372</w:t>
+              <w:t xml:space="preserve">370</w:t>
             </w:r>
           </w:p>
         </w:tc>
@@ -664,7 +664,7 @@
               <w:pStyle w:val="Compact"/>
             </w:pPr>
             <w:r>
-              <w:t xml:space="preserve">118</w:t>
+              <w:t xml:space="preserve">116</w:t>
             </w:r>
           </w:p>
         </w:tc>
@@ -832,7 +832,7 @@
               <w:pStyle w:val="Compact"/>
             </w:pPr>
             <w:r>
-              <w:t xml:space="preserve">459</w:t>
+              <w:t xml:space="preserve">457</w:t>
             </w:r>
           </w:p>
         </w:tc>

--- a/docs/export/issues_summary.docx
+++ b/docs/export/issues_summary.docx
@@ -34,7 +34,7 @@
         <w:t xml:space="preserve"> </w:t>
       </w:r>
       <w:r>
-        <w:t xml:space="preserve">30</w:t>
+        <w:t xml:space="preserve">31</w:t>
       </w:r>
       <w:r>
         <w:t xml:space="preserve"> </w:t>
@@ -50,7 +50,7 @@
         <w:t xml:space="preserve"> </w:t>
       </w:r>
       <w:r>
-        <w:t xml:space="preserve">2026-06-01T22:12:55Z</w:t>
+        <w:t xml:space="preserve">2026-06-01T22:31:27Z</w:t>
       </w:r>
       <w:r>
         <w:t xml:space="preserve"> </w:t>
@@ -116,7 +116,7 @@
         <w:t xml:space="preserve"> </w:t>
       </w:r>
       <w:r>
-        <w:t xml:space="preserve">458</w:t>
+        <w:t xml:space="preserve">455</w:t>
       </w:r>
     </w:p>
     <w:bookmarkStart w:id="9" w:name="by-phase"/>
@@ -208,7 +208,7 @@
               <w:pStyle w:val="Compact"/>
             </w:pPr>
             <w:r>
-              <w:t xml:space="preserve">12</w:t>
+              <w:t xml:space="preserve">11</w:t>
             </w:r>
           </w:p>
         </w:tc>
@@ -280,7 +280,7 @@
               <w:pStyle w:val="Compact"/>
             </w:pPr>
             <w:r>
-              <w:t xml:space="preserve">59</w:t>
+              <w:t xml:space="preserve">57</w:t>
             </w:r>
           </w:p>
         </w:tc>
@@ -544,7 +544,7 @@
               <w:pStyle w:val="Compact"/>
             </w:pPr>
             <w:r>
-              <w:t xml:space="preserve">370</w:t>
+              <w:t xml:space="preserve">367</w:t>
             </w:r>
           </w:p>
         </w:tc>
@@ -664,7 +664,7 @@
               <w:pStyle w:val="Compact"/>
             </w:pPr>
             <w:r>
-              <w:t xml:space="preserve">116</w:t>
+              <w:t xml:space="preserve">114</w:t>
             </w:r>
           </w:p>
         </w:tc>
@@ -712,7 +712,7 @@
               <w:pStyle w:val="Compact"/>
             </w:pPr>
             <w:r>
-              <w:t xml:space="preserve">130</w:t>
+              <w:t xml:space="preserve">129</w:t>
             </w:r>
           </w:p>
         </w:tc>
@@ -832,7 +832,7 @@
               <w:pStyle w:val="Compact"/>
             </w:pPr>
             <w:r>
-              <w:t xml:space="preserve">457</w:t>
+              <w:t xml:space="preserve">454</w:t>
             </w:r>
           </w:p>
         </w:tc>

--- a/docs/export/issues_summary.docx
+++ b/docs/export/issues_summary.docx
@@ -34,7 +34,7 @@
         <w:t xml:space="preserve"> </w:t>
       </w:r>
       <w:r>
-        <w:t xml:space="preserve">31</w:t>
+        <w:t xml:space="preserve">32</w:t>
       </w:r>
       <w:r>
         <w:t xml:space="preserve"> </w:t>
@@ -50,7 +50,7 @@
         <w:t xml:space="preserve"> </w:t>
       </w:r>
       <w:r>
-        <w:t xml:space="preserve">2026-06-01T22:31:27Z</w:t>
+        <w:t xml:space="preserve">2026-06-01T22:47:59Z</w:t>
       </w:r>
       <w:r>
         <w:t xml:space="preserve"> </w:t>
@@ -116,7 +116,7 @@
         <w:t xml:space="preserve"> </w:t>
       </w:r>
       <w:r>
-        <w:t xml:space="preserve">455</w:t>
+        <w:t xml:space="preserve">453</w:t>
       </w:r>
     </w:p>
     <w:bookmarkStart w:id="9" w:name="by-phase"/>
@@ -232,7 +232,7 @@
               <w:pStyle w:val="Compact"/>
             </w:pPr>
             <w:r>
-              <w:t xml:space="preserve">17</w:t>
+              <w:t xml:space="preserve">15</w:t>
             </w:r>
           </w:p>
         </w:tc>
@@ -544,7 +544,7 @@
               <w:pStyle w:val="Compact"/>
             </w:pPr>
             <w:r>
-              <w:t xml:space="preserve">367</w:t>
+              <w:t xml:space="preserve">365</w:t>
             </w:r>
           </w:p>
         </w:tc>
@@ -688,7 +688,7 @@
               <w:pStyle w:val="Compact"/>
             </w:pPr>
             <w:r>
-              <w:t xml:space="preserve">183</w:t>
+              <w:t xml:space="preserve">182</w:t>
             </w:r>
           </w:p>
         </w:tc>
@@ -712,7 +712,7 @@
               <w:pStyle w:val="Compact"/>
             </w:pPr>
             <w:r>
-              <w:t xml:space="preserve">129</w:t>
+              <w:t xml:space="preserve">128</w:t>
             </w:r>
           </w:p>
         </w:tc>
@@ -832,7 +832,7 @@
               <w:pStyle w:val="Compact"/>
             </w:pPr>
             <w:r>
-              <w:t xml:space="preserve">454</w:t>
+              <w:t xml:space="preserve">452</w:t>
             </w:r>
           </w:p>
         </w:tc>

--- a/docs/export/issues_summary.docx
+++ b/docs/export/issues_summary.docx
@@ -34,7 +34,7 @@
         <w:t xml:space="preserve"> </w:t>
       </w:r>
       <w:r>
-        <w:t xml:space="preserve">32</w:t>
+        <w:t xml:space="preserve">33</w:t>
       </w:r>
       <w:r>
         <w:t xml:space="preserve"> </w:t>
@@ -50,7 +50,7 @@
         <w:t xml:space="preserve"> </w:t>
       </w:r>
       <w:r>
-        <w:t xml:space="preserve">2026-06-01T22:47:59Z</w:t>
+        <w:t xml:space="preserve">2026-06-01T23:14:38Z</w:t>
       </w:r>
       <w:r>
         <w:t xml:space="preserve"> </w:t>
@@ -116,7 +116,7 @@
         <w:t xml:space="preserve"> </w:t>
       </w:r>
       <w:r>
-        <w:t xml:space="preserve">453</w:t>
+        <w:t xml:space="preserve">452</w:t>
       </w:r>
     </w:p>
     <w:bookmarkStart w:id="9" w:name="by-phase"/>
@@ -232,7 +232,7 @@
               <w:pStyle w:val="Compact"/>
             </w:pPr>
             <w:r>
-              <w:t xml:space="preserve">15</w:t>
+              <w:t xml:space="preserve">14</w:t>
             </w:r>
           </w:p>
         </w:tc>
@@ -592,7 +592,7 @@
               <w:pStyle w:val="Compact"/>
             </w:pPr>
             <w:r>
-              <w:t xml:space="preserve">53</w:t>
+              <w:t xml:space="preserve">52</w:t>
             </w:r>
           </w:p>
         </w:tc>
@@ -712,7 +712,7 @@
               <w:pStyle w:val="Compact"/>
             </w:pPr>
             <w:r>
-              <w:t xml:space="preserve">128</w:t>
+              <w:t xml:space="preserve">127</w:t>
             </w:r>
           </w:p>
         </w:tc>
@@ -832,7 +832,7 @@
               <w:pStyle w:val="Compact"/>
             </w:pPr>
             <w:r>
-              <w:t xml:space="preserve">452</w:t>
+              <w:t xml:space="preserve">451</w:t>
             </w:r>
           </w:p>
         </w:tc>

--- a/docs/export/issues_summary.docx
+++ b/docs/export/issues_summary.docx
@@ -34,7 +34,7 @@
         <w:t xml:space="preserve"> </w:t>
       </w:r>
       <w:r>
-        <w:t xml:space="preserve">33</w:t>
+        <w:t xml:space="preserve">34</w:t>
       </w:r>
       <w:r>
         <w:t xml:space="preserve"> </w:t>
@@ -50,7 +50,7 @@
         <w:t xml:space="preserve"> </w:t>
       </w:r>
       <w:r>
-        <w:t xml:space="preserve">2026-06-01T23:14:38Z</w:t>
+        <w:t xml:space="preserve">2026-06-01T23:30:42Z</w:t>
       </w:r>
       <w:r>
         <w:t xml:space="preserve"> </w:t>
@@ -116,7 +116,7 @@
         <w:t xml:space="preserve"> </w:t>
       </w:r>
       <w:r>
-        <w:t xml:space="preserve">452</w:t>
+        <w:t xml:space="preserve">449</w:t>
       </w:r>
     </w:p>
     <w:bookmarkStart w:id="9" w:name="by-phase"/>
@@ -280,7 +280,7 @@
               <w:pStyle w:val="Compact"/>
             </w:pPr>
             <w:r>
-              <w:t xml:space="preserve">57</w:t>
+              <w:t xml:space="preserve">54</w:t>
             </w:r>
           </w:p>
         </w:tc>
@@ -544,7 +544,7 @@
               <w:pStyle w:val="Compact"/>
             </w:pPr>
             <w:r>
-              <w:t xml:space="preserve">365</w:t>
+              <w:t xml:space="preserve">362</w:t>
             </w:r>
           </w:p>
         </w:tc>
@@ -664,7 +664,7 @@
               <w:pStyle w:val="Compact"/>
             </w:pPr>
             <w:r>
-              <w:t xml:space="preserve">114</w:t>
+              <w:t xml:space="preserve">113</w:t>
             </w:r>
           </w:p>
         </w:tc>
@@ -688,7 +688,7 @@
               <w:pStyle w:val="Compact"/>
             </w:pPr>
             <w:r>
-              <w:t xml:space="preserve">182</w:t>
+              <w:t xml:space="preserve">180</w:t>
             </w:r>
           </w:p>
         </w:tc>
@@ -832,7 +832,7 @@
               <w:pStyle w:val="Compact"/>
             </w:pPr>
             <w:r>
-              <w:t xml:space="preserve">451</w:t>
+              <w:t xml:space="preserve">448</w:t>
             </w:r>
           </w:p>
         </w:tc>

--- a/docs/export/issues_summary.docx
+++ b/docs/export/issues_summary.docx
@@ -34,7 +34,7 @@
         <w:t xml:space="preserve"> </w:t>
       </w:r>
       <w:r>
-        <w:t xml:space="preserve">34</w:t>
+        <w:t xml:space="preserve">35</w:t>
       </w:r>
       <w:r>
         <w:t xml:space="preserve"> </w:t>
@@ -50,7 +50,7 @@
         <w:t xml:space="preserve"> </w:t>
       </w:r>
       <w:r>
-        <w:t xml:space="preserve">2026-06-01T23:30:42Z</w:t>
+        <w:t xml:space="preserve">2026-06-01T23:44:27Z</w:t>
       </w:r>
       <w:r>
         <w:t xml:space="preserve"> </w:t>
@@ -116,7 +116,7 @@
         <w:t xml:space="preserve"> </w:t>
       </w:r>
       <w:r>
-        <w:t xml:space="preserve">449</w:t>
+        <w:t xml:space="preserve">446</w:t>
       </w:r>
     </w:p>
     <w:bookmarkStart w:id="9" w:name="by-phase"/>
@@ -280,7 +280,7 @@
               <w:pStyle w:val="Compact"/>
             </w:pPr>
             <w:r>
-              <w:t xml:space="preserve">54</w:t>
+              <w:t xml:space="preserve">51</w:t>
             </w:r>
           </w:p>
         </w:tc>
@@ -544,7 +544,7 @@
               <w:pStyle w:val="Compact"/>
             </w:pPr>
             <w:r>
-              <w:t xml:space="preserve">362</w:t>
+              <w:t xml:space="preserve">359</w:t>
             </w:r>
           </w:p>
         </w:tc>
@@ -664,7 +664,7 @@
               <w:pStyle w:val="Compact"/>
             </w:pPr>
             <w:r>
-              <w:t xml:space="preserve">113</w:t>
+              <w:t xml:space="preserve">112</w:t>
             </w:r>
           </w:p>
         </w:tc>
@@ -688,7 +688,7 @@
               <w:pStyle w:val="Compact"/>
             </w:pPr>
             <w:r>
-              <w:t xml:space="preserve">180</w:t>
+              <w:t xml:space="preserve">178</w:t>
             </w:r>
           </w:p>
         </w:tc>
@@ -832,7 +832,7 @@
               <w:pStyle w:val="Compact"/>
             </w:pPr>
             <w:r>
-              <w:t xml:space="preserve">448</w:t>
+              <w:t xml:space="preserve">445</w:t>
             </w:r>
           </w:p>
         </w:tc>

--- a/docs/export/issues_summary.docx
+++ b/docs/export/issues_summary.docx
@@ -34,7 +34,7 @@
         <w:t xml:space="preserve"> </w:t>
       </w:r>
       <w:r>
-        <w:t xml:space="preserve">35</w:t>
+        <w:t xml:space="preserve">36</w:t>
       </w:r>
       <w:r>
         <w:t xml:space="preserve"> </w:t>
@@ -50,7 +50,7 @@
         <w:t xml:space="preserve"> </w:t>
       </w:r>
       <w:r>
-        <w:t xml:space="preserve">2026-06-01T23:44:27Z</w:t>
+        <w:t xml:space="preserve">2026-06-01T23:59:30Z</w:t>
       </w:r>
       <w:r>
         <w:t xml:space="preserve"> </w:t>
@@ -116,7 +116,7 @@
         <w:t xml:space="preserve"> </w:t>
       </w:r>
       <w:r>
-        <w:t xml:space="preserve">446</w:t>
+        <w:t xml:space="preserve">444</w:t>
       </w:r>
     </w:p>
     <w:bookmarkStart w:id="9" w:name="by-phase"/>
@@ -280,7 +280,7 @@
               <w:pStyle w:val="Compact"/>
             </w:pPr>
             <w:r>
-              <w:t xml:space="preserve">51</w:t>
+              <w:t xml:space="preserve">49</w:t>
             </w:r>
           </w:p>
         </w:tc>
@@ -544,7 +544,7 @@
               <w:pStyle w:val="Compact"/>
             </w:pPr>
             <w:r>
-              <w:t xml:space="preserve">359</w:t>
+              <w:t xml:space="preserve">358</w:t>
             </w:r>
           </w:p>
         </w:tc>
@@ -568,7 +568,7 @@
               <w:pStyle w:val="Compact"/>
             </w:pPr>
             <w:r>
-              <w:t xml:space="preserve">14</w:t>
+              <w:t xml:space="preserve">13</w:t>
             </w:r>
           </w:p>
         </w:tc>
@@ -664,7 +664,7 @@
               <w:pStyle w:val="Compact"/>
             </w:pPr>
             <w:r>
-              <w:t xml:space="preserve">112</w:t>
+              <w:t xml:space="preserve">111</w:t>
             </w:r>
           </w:p>
         </w:tc>
@@ -736,7 +736,7 @@
               <w:pStyle w:val="Compact"/>
             </w:pPr>
             <w:r>
-              <w:t xml:space="preserve">29</w:t>
+              <w:t xml:space="preserve">28</w:t>
             </w:r>
           </w:p>
         </w:tc>
@@ -832,7 +832,7 @@
               <w:pStyle w:val="Compact"/>
             </w:pPr>
             <w:r>
-              <w:t xml:space="preserve">445</w:t>
+              <w:t xml:space="preserve">443</w:t>
             </w:r>
           </w:p>
         </w:tc>

--- a/docs/export/issues_summary.docx
+++ b/docs/export/issues_summary.docx
@@ -34,7 +34,7 @@
         <w:t xml:space="preserve"> </w:t>
       </w:r>
       <w:r>
-        <w:t xml:space="preserve">36</w:t>
+        <w:t xml:space="preserve">37</w:t>
       </w:r>
       <w:r>
         <w:t xml:space="preserve"> </w:t>
@@ -50,7 +50,7 @@
         <w:t xml:space="preserve"> </w:t>
       </w:r>
       <w:r>
-        <w:t xml:space="preserve">2026-06-01T23:59:30Z</w:t>
+        <w:t xml:space="preserve">2026-06-02T00:16:14Z</w:t>
       </w:r>
       <w:r>
         <w:t xml:space="preserve"> </w:t>
@@ -116,7 +116,7 @@
         <w:t xml:space="preserve"> </w:t>
       </w:r>
       <w:r>
-        <w:t xml:space="preserve">444</w:t>
+        <w:t xml:space="preserve">441</w:t>
       </w:r>
     </w:p>
     <w:bookmarkStart w:id="9" w:name="by-phase"/>
@@ -304,7 +304,7 @@
               <w:pStyle w:val="Compact"/>
             </w:pPr>
             <w:r>
-              <w:t xml:space="preserve">44</w:t>
+              <w:t xml:space="preserve">41</w:t>
             </w:r>
           </w:p>
         </w:tc>
@@ -520,7 +520,7 @@
               <w:pStyle w:val="Compact"/>
             </w:pPr>
             <w:r>
-              <w:t xml:space="preserve">20</w:t>
+              <w:t xml:space="preserve">19</w:t>
             </w:r>
           </w:p>
         </w:tc>
@@ -544,7 +544,7 @@
               <w:pStyle w:val="Compact"/>
             </w:pPr>
             <w:r>
-              <w:t xml:space="preserve">358</w:t>
+              <w:t xml:space="preserve">356</w:t>
             </w:r>
           </w:p>
         </w:tc>
@@ -688,7 +688,7 @@
               <w:pStyle w:val="Compact"/>
             </w:pPr>
             <w:r>
-              <w:t xml:space="preserve">178</w:t>
+              <w:t xml:space="preserve">175</w:t>
             </w:r>
           </w:p>
         </w:tc>
@@ -832,7 +832,7 @@
               <w:pStyle w:val="Compact"/>
             </w:pPr>
             <w:r>
-              <w:t xml:space="preserve">443</w:t>
+              <w:t xml:space="preserve">440</w:t>
             </w:r>
           </w:p>
         </w:tc>

--- a/docs/export/issues_summary.docx
+++ b/docs/export/issues_summary.docx
@@ -34,7 +34,7 @@
         <w:t xml:space="preserve"> </w:t>
       </w:r>
       <w:r>
-        <w:t xml:space="preserve">37</w:t>
+        <w:t xml:space="preserve">38</w:t>
       </w:r>
       <w:r>
         <w:t xml:space="preserve"> </w:t>
@@ -50,7 +50,7 @@
         <w:t xml:space="preserve"> </w:t>
       </w:r>
       <w:r>
-        <w:t xml:space="preserve">2026-06-02T00:16:14Z</w:t>
+        <w:t xml:space="preserve">2026-06-02T00:31:47Z</w:t>
       </w:r>
       <w:r>
         <w:t xml:space="preserve"> </w:t>
@@ -116,7 +116,7 @@
         <w:t xml:space="preserve"> </w:t>
       </w:r>
       <w:r>
-        <w:t xml:space="preserve">441</w:t>
+        <w:t xml:space="preserve">438</w:t>
       </w:r>
     </w:p>
     <w:bookmarkStart w:id="9" w:name="by-phase"/>
@@ -304,7 +304,7 @@
               <w:pStyle w:val="Compact"/>
             </w:pPr>
             <w:r>
-              <w:t xml:space="preserve">41</w:t>
+              <w:t xml:space="preserve">38</w:t>
             </w:r>
           </w:p>
         </w:tc>
@@ -544,7 +544,7 @@
               <w:pStyle w:val="Compact"/>
             </w:pPr>
             <w:r>
-              <w:t xml:space="preserve">356</w:t>
+              <w:t xml:space="preserve">353</w:t>
             </w:r>
           </w:p>
         </w:tc>
@@ -664,7 +664,7 @@
               <w:pStyle w:val="Compact"/>
             </w:pPr>
             <w:r>
-              <w:t xml:space="preserve">111</w:t>
+              <w:t xml:space="preserve">108</w:t>
             </w:r>
           </w:p>
         </w:tc>
@@ -832,7 +832,7 @@
               <w:pStyle w:val="Compact"/>
             </w:pPr>
             <w:r>
-              <w:t xml:space="preserve">440</w:t>
+              <w:t xml:space="preserve">437</w:t>
             </w:r>
           </w:p>
         </w:tc>

--- a/docs/export/issues_summary.docx
+++ b/docs/export/issues_summary.docx
@@ -34,7 +34,7 @@
         <w:t xml:space="preserve"> </w:t>
       </w:r>
       <w:r>
-        <w:t xml:space="preserve">38</w:t>
+        <w:t xml:space="preserve">39</w:t>
       </w:r>
       <w:r>
         <w:t xml:space="preserve"> </w:t>
@@ -50,7 +50,7 @@
         <w:t xml:space="preserve"> </w:t>
       </w:r>
       <w:r>
-        <w:t xml:space="preserve">2026-06-02T00:31:47Z</w:t>
+        <w:t xml:space="preserve">2026-06-02T00:45:10Z</w:t>
       </w:r>
       <w:r>
         <w:t xml:space="preserve"> </w:t>
@@ -116,7 +116,7 @@
         <w:t xml:space="preserve"> </w:t>
       </w:r>
       <w:r>
-        <w:t xml:space="preserve">438</w:t>
+        <w:t xml:space="preserve">435</w:t>
       </w:r>
     </w:p>
     <w:bookmarkStart w:id="9" w:name="by-phase"/>
@@ -304,7 +304,7 @@
               <w:pStyle w:val="Compact"/>
             </w:pPr>
             <w:r>
-              <w:t xml:space="preserve">38</w:t>
+              <w:t xml:space="preserve">35</w:t>
             </w:r>
           </w:p>
         </w:tc>
@@ -544,7 +544,7 @@
               <w:pStyle w:val="Compact"/>
             </w:pPr>
             <w:r>
-              <w:t xml:space="preserve">353</w:t>
+              <w:t xml:space="preserve">350</w:t>
             </w:r>
           </w:p>
         </w:tc>
@@ -664,7 +664,7 @@
               <w:pStyle w:val="Compact"/>
             </w:pPr>
             <w:r>
-              <w:t xml:space="preserve">108</w:t>
+              <w:t xml:space="preserve">106</w:t>
             </w:r>
           </w:p>
         </w:tc>
@@ -688,7 +688,7 @@
               <w:pStyle w:val="Compact"/>
             </w:pPr>
             <w:r>
-              <w:t xml:space="preserve">175</w:t>
+              <w:t xml:space="preserve">174</w:t>
             </w:r>
           </w:p>
         </w:tc>
@@ -832,7 +832,7 @@
               <w:pStyle w:val="Compact"/>
             </w:pPr>
             <w:r>
-              <w:t xml:space="preserve">437</w:t>
+              <w:t xml:space="preserve">434</w:t>
             </w:r>
           </w:p>
         </w:tc>

--- a/docs/export/issues_summary.docx
+++ b/docs/export/issues_summary.docx
@@ -34,7 +34,7 @@
         <w:t xml:space="preserve"> </w:t>
       </w:r>
       <w:r>
-        <w:t xml:space="preserve">39</w:t>
+        <w:t xml:space="preserve">40</w:t>
       </w:r>
       <w:r>
         <w:t xml:space="preserve"> </w:t>
@@ -50,7 +50,7 @@
         <w:t xml:space="preserve"> </w:t>
       </w:r>
       <w:r>
-        <w:t xml:space="preserve">2026-06-02T00:45:10Z</w:t>
+        <w:t xml:space="preserve">2026-06-02T01:00:01Z</w:t>
       </w:r>
       <w:r>
         <w:t xml:space="preserve"> </w:t>
@@ -116,7 +116,7 @@
         <w:t xml:space="preserve"> </w:t>
       </w:r>
       <w:r>
-        <w:t xml:space="preserve">435</w:t>
+        <w:t xml:space="preserve">432</w:t>
       </w:r>
     </w:p>
     <w:bookmarkStart w:id="9" w:name="by-phase"/>
@@ -304,7 +304,7 @@
               <w:pStyle w:val="Compact"/>
             </w:pPr>
             <w:r>
-              <w:t xml:space="preserve">35</w:t>
+              <w:t xml:space="preserve">32</w:t>
             </w:r>
           </w:p>
         </w:tc>
@@ -544,7 +544,7 @@
               <w:pStyle w:val="Compact"/>
             </w:pPr>
             <w:r>
-              <w:t xml:space="preserve">350</w:t>
+              <w:t xml:space="preserve">347</w:t>
             </w:r>
           </w:p>
         </w:tc>
@@ -664,7 +664,7 @@
               <w:pStyle w:val="Compact"/>
             </w:pPr>
             <w:r>
-              <w:t xml:space="preserve">106</w:t>
+              <w:t xml:space="preserve">103</w:t>
             </w:r>
           </w:p>
         </w:tc>
@@ -832,7 +832,7 @@
               <w:pStyle w:val="Compact"/>
             </w:pPr>
             <w:r>
-              <w:t xml:space="preserve">434</w:t>
+              <w:t xml:space="preserve">431</w:t>
             </w:r>
           </w:p>
         </w:tc>

--- a/docs/export/issues_summary.docx
+++ b/docs/export/issues_summary.docx
@@ -34,7 +34,7 @@
         <w:t xml:space="preserve"> </w:t>
       </w:r>
       <w:r>
-        <w:t xml:space="preserve">40</w:t>
+        <w:t xml:space="preserve">41</w:t>
       </w:r>
       <w:r>
         <w:t xml:space="preserve"> </w:t>
@@ -50,7 +50,7 @@
         <w:t xml:space="preserve"> </w:t>
       </w:r>
       <w:r>
-        <w:t xml:space="preserve">2026-06-02T01:00:01Z</w:t>
+        <w:t xml:space="preserve">2026-06-02T01:13:03Z</w:t>
       </w:r>
       <w:r>
         <w:t xml:space="preserve"> </w:t>
@@ -116,7 +116,7 @@
         <w:t xml:space="preserve"> </w:t>
       </w:r>
       <w:r>
-        <w:t xml:space="preserve">432</w:t>
+        <w:t xml:space="preserve">424</w:t>
       </w:r>
     </w:p>
     <w:bookmarkStart w:id="9" w:name="by-phase"/>
@@ -304,7 +304,7 @@
               <w:pStyle w:val="Compact"/>
             </w:pPr>
             <w:r>
-              <w:t xml:space="preserve">32</w:t>
+              <w:t xml:space="preserve">31</w:t>
             </w:r>
           </w:p>
         </w:tc>
@@ -328,7 +328,7 @@
               <w:pStyle w:val="Compact"/>
             </w:pPr>
             <w:r>
-              <w:t xml:space="preserve">53</w:t>
+              <w:t xml:space="preserve">46</w:t>
             </w:r>
           </w:p>
         </w:tc>
@@ -544,7 +544,7 @@
               <w:pStyle w:val="Compact"/>
             </w:pPr>
             <w:r>
-              <w:t xml:space="preserve">347</w:t>
+              <w:t xml:space="preserve">339</w:t>
             </w:r>
           </w:p>
         </w:tc>
@@ -664,7 +664,7 @@
               <w:pStyle w:val="Compact"/>
             </w:pPr>
             <w:r>
-              <w:t xml:space="preserve">103</w:t>
+              <w:t xml:space="preserve">97</w:t>
             </w:r>
           </w:p>
         </w:tc>
@@ -688,7 +688,7 @@
               <w:pStyle w:val="Compact"/>
             </w:pPr>
             <w:r>
-              <w:t xml:space="preserve">174</w:t>
+              <w:t xml:space="preserve">172</w:t>
             </w:r>
           </w:p>
         </w:tc>
@@ -832,7 +832,7 @@
               <w:pStyle w:val="Compact"/>
             </w:pPr>
             <w:r>
-              <w:t xml:space="preserve">431</w:t>
+              <w:t xml:space="preserve">423</w:t>
             </w:r>
           </w:p>
         </w:tc>

--- a/docs/export/issues_summary.docx
+++ b/docs/export/issues_summary.docx
@@ -34,7 +34,7 @@
         <w:t xml:space="preserve"> </w:t>
       </w:r>
       <w:r>
-        <w:t xml:space="preserve">41</w:t>
+        <w:t xml:space="preserve">42</w:t>
       </w:r>
       <w:r>
         <w:t xml:space="preserve"> </w:t>
@@ -50,7 +50,7 @@
         <w:t xml:space="preserve"> </w:t>
       </w:r>
       <w:r>
-        <w:t xml:space="preserve">2026-06-02T01:13:03Z</w:t>
+        <w:t xml:space="preserve">2026-06-02T01:25:59Z</w:t>
       </w:r>
       <w:r>
         <w:t xml:space="preserve"> </w:t>
@@ -116,7 +116,7 @@
         <w:t xml:space="preserve"> </w:t>
       </w:r>
       <w:r>
-        <w:t xml:space="preserve">424</w:t>
+        <w:t xml:space="preserve">421</w:t>
       </w:r>
     </w:p>
     <w:bookmarkStart w:id="9" w:name="by-phase"/>
@@ -328,7 +328,7 @@
               <w:pStyle w:val="Compact"/>
             </w:pPr>
             <w:r>
-              <w:t xml:space="preserve">46</w:t>
+              <w:t xml:space="preserve">43</w:t>
             </w:r>
           </w:p>
         </w:tc>
@@ -544,7 +544,7 @@
               <w:pStyle w:val="Compact"/>
             </w:pPr>
             <w:r>
-              <w:t xml:space="preserve">339</w:t>
+              <w:t xml:space="preserve">336</w:t>
             </w:r>
           </w:p>
         </w:tc>
@@ -688,7 +688,7 @@
               <w:pStyle w:val="Compact"/>
             </w:pPr>
             <w:r>
-              <w:t xml:space="preserve">172</w:t>
+              <w:t xml:space="preserve">169</w:t>
             </w:r>
           </w:p>
         </w:tc>
@@ -832,7 +832,7 @@
               <w:pStyle w:val="Compact"/>
             </w:pPr>
             <w:r>
-              <w:t xml:space="preserve">423</w:t>
+              <w:t xml:space="preserve">420</w:t>
             </w:r>
           </w:p>
         </w:tc>

--- a/docs/export/issues_summary.docx
+++ b/docs/export/issues_summary.docx
@@ -34,7 +34,7 @@
         <w:t xml:space="preserve"> </w:t>
       </w:r>
       <w:r>
-        <w:t xml:space="preserve">42</w:t>
+        <w:t xml:space="preserve">43</w:t>
       </w:r>
       <w:r>
         <w:t xml:space="preserve"> </w:t>
@@ -50,7 +50,7 @@
         <w:t xml:space="preserve"> </w:t>
       </w:r>
       <w:r>
-        <w:t xml:space="preserve">2026-06-02T01:25:59Z</w:t>
+        <w:t xml:space="preserve">2026-06-02T01:37:37Z</w:t>
       </w:r>
       <w:r>
         <w:t xml:space="preserve"> </w:t>
@@ -116,7 +116,7 @@
         <w:t xml:space="preserve"> </w:t>
       </w:r>
       <w:r>
-        <w:t xml:space="preserve">421</w:t>
+        <w:t xml:space="preserve">418</w:t>
       </w:r>
     </w:p>
     <w:bookmarkStart w:id="9" w:name="by-phase"/>
@@ -328,7 +328,7 @@
               <w:pStyle w:val="Compact"/>
             </w:pPr>
             <w:r>
-              <w:t xml:space="preserve">43</w:t>
+              <w:t xml:space="preserve">40</w:t>
             </w:r>
           </w:p>
         </w:tc>
@@ -544,7 +544,7 @@
               <w:pStyle w:val="Compact"/>
             </w:pPr>
             <w:r>
-              <w:t xml:space="preserve">336</w:t>
+              <w:t xml:space="preserve">333</w:t>
             </w:r>
           </w:p>
         </w:tc>
@@ -688,7 +688,7 @@
               <w:pStyle w:val="Compact"/>
             </w:pPr>
             <w:r>
-              <w:t xml:space="preserve">169</w:t>
+              <w:t xml:space="preserve">166</w:t>
             </w:r>
           </w:p>
         </w:tc>
@@ -832,7 +832,7 @@
               <w:pStyle w:val="Compact"/>
             </w:pPr>
             <w:r>
-              <w:t xml:space="preserve">420</w:t>
+              <w:t xml:space="preserve">417</w:t>
             </w:r>
           </w:p>
         </w:tc>

--- a/docs/export/issues_summary.docx
+++ b/docs/export/issues_summary.docx
@@ -34,7 +34,7 @@
         <w:t xml:space="preserve"> </w:t>
       </w:r>
       <w:r>
-        <w:t xml:space="preserve">43</w:t>
+        <w:t xml:space="preserve">197</w:t>
       </w:r>
       <w:r>
         <w:t xml:space="preserve"> </w:t>
@@ -50,7 +50,7 @@
         <w:t xml:space="preserve"> </w:t>
       </w:r>
       <w:r>
-        <w:t xml:space="preserve">2026-06-02T01:37:37Z</w:t>
+        <w:t xml:space="preserve">2026-06-14T18:36:45Z</w:t>
       </w:r>
       <w:r>
         <w:t xml:space="preserve"> </w:t>
@@ -116,7 +116,7 @@
         <w:t xml:space="preserve"> </w:t>
       </w:r>
       <w:r>
-        <w:t xml:space="preserve">418</w:t>
+        <w:t xml:space="preserve">223</w:t>
       </w:r>
     </w:p>
     <w:bookmarkStart w:id="9" w:name="by-phase"/>
@@ -184,6 +184,30 @@
               <w:pStyle w:val="Compact"/>
             </w:pPr>
             <w:r>
+              <w:t xml:space="preserve">7</w:t>
+            </w:r>
+          </w:p>
+        </w:tc>
+      </w:tr>
+      <w:tr>
+        <w:tc>
+          <w:tcPr/>
+          <w:p>
+            <w:pPr>
+              <w:pStyle w:val="Compact"/>
+            </w:pPr>
+            <w:r>
+              <w:t xml:space="preserve">MVP</w:t>
+            </w:r>
+          </w:p>
+        </w:tc>
+        <w:tc>
+          <w:tcPr/>
+          <w:p>
+            <w:pPr>
+              <w:pStyle w:val="Compact"/>
+            </w:pPr>
+            <w:r>
               <w:t xml:space="preserve">5</w:t>
             </w:r>
           </w:p>
@@ -197,30 +221,6 @@
               <w:pStyle w:val="Compact"/>
             </w:pPr>
             <w:r>
-              <w:t xml:space="preserve">MVP</w:t>
-            </w:r>
-          </w:p>
-        </w:tc>
-        <w:tc>
-          <w:tcPr/>
-          <w:p>
-            <w:pPr>
-              <w:pStyle w:val="Compact"/>
-            </w:pPr>
-            <w:r>
-              <w:t xml:space="preserve">11</w:t>
-            </w:r>
-          </w:p>
-        </w:tc>
-      </w:tr>
-      <w:tr>
-        <w:tc>
-          <w:tcPr/>
-          <w:p>
-            <w:pPr>
-              <w:pStyle w:val="Compact"/>
-            </w:pPr>
-            <w:r>
               <w:t xml:space="preserve">Phase 2</w:t>
             </w:r>
           </w:p>
@@ -232,7 +232,7 @@
               <w:pStyle w:val="Compact"/>
             </w:pPr>
             <w:r>
-              <w:t xml:space="preserve">14</w:t>
+              <w:t xml:space="preserve">9</w:t>
             </w:r>
           </w:p>
         </w:tc>
@@ -256,6 +256,126 @@
               <w:pStyle w:val="Compact"/>
             </w:pPr>
             <w:r>
+              <w:t xml:space="preserve">31</w:t>
+            </w:r>
+          </w:p>
+        </w:tc>
+      </w:tr>
+      <w:tr>
+        <w:tc>
+          <w:tcPr/>
+          <w:p>
+            <w:pPr>
+              <w:pStyle w:val="Compact"/>
+            </w:pPr>
+            <w:r>
+              <w:t xml:space="preserve">Phase 4</w:t>
+            </w:r>
+          </w:p>
+        </w:tc>
+        <w:tc>
+          <w:tcPr/>
+          <w:p>
+            <w:pPr>
+              <w:pStyle w:val="Compact"/>
+            </w:pPr>
+            <w:r>
+              <w:t xml:space="preserve">44</w:t>
+            </w:r>
+          </w:p>
+        </w:tc>
+      </w:tr>
+      <w:tr>
+        <w:tc>
+          <w:tcPr/>
+          <w:p>
+            <w:pPr>
+              <w:pStyle w:val="Compact"/>
+            </w:pPr>
+            <w:r>
+              <w:t xml:space="preserve">Phase 5</w:t>
+            </w:r>
+          </w:p>
+        </w:tc>
+        <w:tc>
+          <w:tcPr/>
+          <w:p>
+            <w:pPr>
+              <w:pStyle w:val="Compact"/>
+            </w:pPr>
+            <w:r>
+              <w:t xml:space="preserve">26</w:t>
+            </w:r>
+          </w:p>
+        </w:tc>
+      </w:tr>
+      <w:tr>
+        <w:tc>
+          <w:tcPr/>
+          <w:p>
+            <w:pPr>
+              <w:pStyle w:val="Compact"/>
+            </w:pPr>
+            <w:r>
+              <w:t xml:space="preserve">Phase 6</w:t>
+            </w:r>
+          </w:p>
+        </w:tc>
+        <w:tc>
+          <w:tcPr/>
+          <w:p>
+            <w:pPr>
+              <w:pStyle w:val="Compact"/>
+            </w:pPr>
+            <w:r>
+              <w:t xml:space="preserve">17</w:t>
+            </w:r>
+          </w:p>
+        </w:tc>
+      </w:tr>
+      <w:tr>
+        <w:tc>
+          <w:tcPr/>
+          <w:p>
+            <w:pPr>
+              <w:pStyle w:val="Compact"/>
+            </w:pPr>
+            <w:r>
+              <w:t xml:space="preserve">Phase 7</w:t>
+            </w:r>
+          </w:p>
+        </w:tc>
+        <w:tc>
+          <w:tcPr/>
+          <w:p>
+            <w:pPr>
+              <w:pStyle w:val="Compact"/>
+            </w:pPr>
+            <w:r>
+              <w:t xml:space="preserve">4</w:t>
+            </w:r>
+          </w:p>
+        </w:tc>
+      </w:tr>
+      <w:tr>
+        <w:tc>
+          <w:tcPr/>
+          <w:p>
+            <w:pPr>
+              <w:pStyle w:val="Compact"/>
+            </w:pPr>
+            <w:r>
+              <w:t xml:space="preserve">Phase 8</w:t>
+            </w:r>
+          </w:p>
+        </w:tc>
+        <w:tc>
+          <w:tcPr/>
+          <w:p>
+            <w:pPr>
+              <w:pStyle w:val="Compact"/>
+            </w:pPr>
+            <w:r>
               <w:t xml:space="preserve">40</w:t>
             </w:r>
           </w:p>
@@ -269,126 +389,6 @@
               <w:pStyle w:val="Compact"/>
             </w:pPr>
             <w:r>
-              <w:t xml:space="preserve">Phase 4</w:t>
-            </w:r>
-          </w:p>
-        </w:tc>
-        <w:tc>
-          <w:tcPr/>
-          <w:p>
-            <w:pPr>
-              <w:pStyle w:val="Compact"/>
-            </w:pPr>
-            <w:r>
-              <w:t xml:space="preserve">49</w:t>
-            </w:r>
-          </w:p>
-        </w:tc>
-      </w:tr>
-      <w:tr>
-        <w:tc>
-          <w:tcPr/>
-          <w:p>
-            <w:pPr>
-              <w:pStyle w:val="Compact"/>
-            </w:pPr>
-            <w:r>
-              <w:t xml:space="preserve">Phase 5</w:t>
-            </w:r>
-          </w:p>
-        </w:tc>
-        <w:tc>
-          <w:tcPr/>
-          <w:p>
-            <w:pPr>
-              <w:pStyle w:val="Compact"/>
-            </w:pPr>
-            <w:r>
-              <w:t xml:space="preserve">31</w:t>
-            </w:r>
-          </w:p>
-        </w:tc>
-      </w:tr>
-      <w:tr>
-        <w:tc>
-          <w:tcPr/>
-          <w:p>
-            <w:pPr>
-              <w:pStyle w:val="Compact"/>
-            </w:pPr>
-            <w:r>
-              <w:t xml:space="preserve">Phase 6</w:t>
-            </w:r>
-          </w:p>
-        </w:tc>
-        <w:tc>
-          <w:tcPr/>
-          <w:p>
-            <w:pPr>
-              <w:pStyle w:val="Compact"/>
-            </w:pPr>
-            <w:r>
-              <w:t xml:space="preserve">40</w:t>
-            </w:r>
-          </w:p>
-        </w:tc>
-      </w:tr>
-      <w:tr>
-        <w:tc>
-          <w:tcPr/>
-          <w:p>
-            <w:pPr>
-              <w:pStyle w:val="Compact"/>
-            </w:pPr>
-            <w:r>
-              <w:t xml:space="preserve">Phase 7</w:t>
-            </w:r>
-          </w:p>
-        </w:tc>
-        <w:tc>
-          <w:tcPr/>
-          <w:p>
-            <w:pPr>
-              <w:pStyle w:val="Compact"/>
-            </w:pPr>
-            <w:r>
-              <w:t xml:space="preserve">39</w:t>
-            </w:r>
-          </w:p>
-        </w:tc>
-      </w:tr>
-      <w:tr>
-        <w:tc>
-          <w:tcPr/>
-          <w:p>
-            <w:pPr>
-              <w:pStyle w:val="Compact"/>
-            </w:pPr>
-            <w:r>
-              <w:t xml:space="preserve">Phase 8</w:t>
-            </w:r>
-          </w:p>
-        </w:tc>
-        <w:tc>
-          <w:tcPr/>
-          <w:p>
-            <w:pPr>
-              <w:pStyle w:val="Compact"/>
-            </w:pPr>
-            <w:r>
-              <w:t xml:space="preserve">66</w:t>
-            </w:r>
-          </w:p>
-        </w:tc>
-      </w:tr>
-      <w:tr>
-        <w:tc>
-          <w:tcPr/>
-          <w:p>
-            <w:pPr>
-              <w:pStyle w:val="Compact"/>
-            </w:pPr>
-            <w:r>
               <w:t xml:space="preserve">Phase 8B</w:t>
             </w:r>
           </w:p>
@@ -400,7 +400,7 @@
               <w:pStyle w:val="Compact"/>
             </w:pPr>
             <w:r>
-              <w:t xml:space="preserve">68</w:t>
+              <w:t xml:space="preserve">28</w:t>
             </w:r>
           </w:p>
         </w:tc>
@@ -424,7 +424,7 @@
               <w:pStyle w:val="Compact"/>
             </w:pPr>
             <w:r>
-              <w:t xml:space="preserve">55</w:t>
+              <w:t xml:space="preserve">12</w:t>
             </w:r>
           </w:p>
         </w:tc>
@@ -496,7 +496,7 @@
               <w:pStyle w:val="Compact"/>
             </w:pPr>
             <w:r>
-              <w:t xml:space="preserve">1</w:t>
+              <w:t xml:space="preserve">3</w:t>
             </w:r>
           </w:p>
         </w:tc>
@@ -520,7 +520,7 @@
               <w:pStyle w:val="Compact"/>
             </w:pPr>
             <w:r>
-              <w:t xml:space="preserve">19</w:t>
+              <w:t xml:space="preserve">10</w:t>
             </w:r>
           </w:p>
         </w:tc>
@@ -544,7 +544,7 @@
               <w:pStyle w:val="Compact"/>
             </w:pPr>
             <w:r>
-              <w:t xml:space="preserve">333</w:t>
+              <w:t xml:space="preserve">145</w:t>
             </w:r>
           </w:p>
         </w:tc>
@@ -568,7 +568,7 @@
               <w:pStyle w:val="Compact"/>
             </w:pPr>
             <w:r>
-              <w:t xml:space="preserve">13</w:t>
+              <w:t xml:space="preserve">10</w:t>
             </w:r>
           </w:p>
         </w:tc>
@@ -592,7 +592,7 @@
               <w:pStyle w:val="Compact"/>
             </w:pPr>
             <w:r>
-              <w:t xml:space="preserve">52</w:t>
+              <w:t xml:space="preserve">55</w:t>
             </w:r>
           </w:p>
         </w:tc>
@@ -664,7 +664,7 @@
               <w:pStyle w:val="Compact"/>
             </w:pPr>
             <w:r>
-              <w:t xml:space="preserve">97</w:t>
+              <w:t xml:space="preserve">47</w:t>
             </w:r>
           </w:p>
         </w:tc>
@@ -688,7 +688,7 @@
               <w:pStyle w:val="Compact"/>
             </w:pPr>
             <w:r>
-              <w:t xml:space="preserve">166</w:t>
+              <w:t xml:space="preserve">83</w:t>
             </w:r>
           </w:p>
         </w:tc>
@@ -712,7 +712,7 @@
               <w:pStyle w:val="Compact"/>
             </w:pPr>
             <w:r>
-              <w:t xml:space="preserve">127</w:t>
+              <w:t xml:space="preserve">72</w:t>
             </w:r>
           </w:p>
         </w:tc>
@@ -736,7 +736,7 @@
               <w:pStyle w:val="Compact"/>
             </w:pPr>
             <w:r>
-              <w:t xml:space="preserve">28</w:t>
+              <w:t xml:space="preserve">21</w:t>
             </w:r>
           </w:p>
         </w:tc>
@@ -832,7 +832,7 @@
               <w:pStyle w:val="Compact"/>
             </w:pPr>
             <w:r>
-              <w:t xml:space="preserve">417</w:t>
+              <w:t xml:space="preserve">222</w:t>
             </w:r>
           </w:p>
         </w:tc>

--- a/docs/export/issues_summary.docx
+++ b/docs/export/issues_summary.docx
@@ -34,7 +34,7 @@
         <w:t xml:space="preserve"> </w:t>
       </w:r>
       <w:r>
-        <w:t xml:space="preserve">197</w:t>
+        <w:t xml:space="preserve">199</w:t>
       </w:r>
       <w:r>
         <w:t xml:space="preserve"> </w:t>
@@ -50,7 +50,7 @@
         <w:t xml:space="preserve"> </w:t>
       </w:r>
       <w:r>
-        <w:t xml:space="preserve">2026-06-14T18:36:45Z</w:t>
+        <w:t xml:space="preserve">2026-06-14T19:23:28Z</w:t>
       </w:r>
       <w:r>
         <w:t xml:space="preserve"> </w:t>

--- a/docs/export/issues_summary.docx
+++ b/docs/export/issues_summary.docx
@@ -34,7 +34,7 @@
         <w:t xml:space="preserve"> </w:t>
       </w:r>
       <w:r>
-        <w:t xml:space="preserve">199</w:t>
+        <w:t xml:space="preserve">204</w:t>
       </w:r>
       <w:r>
         <w:t xml:space="preserve"> </w:t>
@@ -50,7 +50,7 @@
         <w:t xml:space="preserve"> </w:t>
       </w:r>
       <w:r>
-        <w:t xml:space="preserve">2026-06-14T19:23:28Z</w:t>
+        <w:t xml:space="preserve">2026-06-14T20:17:40Z</w:t>
       </w:r>
       <w:r>
         <w:t xml:space="preserve"> </w:t>

--- a/docs/export/issues_summary.docx
+++ b/docs/export/issues_summary.docx
@@ -34,7 +34,7 @@
         <w:t xml:space="preserve"> </w:t>
       </w:r>
       <w:r>
-        <w:t xml:space="preserve">204</w:t>
+        <w:t xml:space="preserve">211</w:t>
       </w:r>
       <w:r>
         <w:t xml:space="preserve"> </w:t>
@@ -50,7 +50,7 @@
         <w:t xml:space="preserve"> </w:t>
       </w:r>
       <w:r>
-        <w:t xml:space="preserve">2026-06-14T20:17:40Z</w:t>
+        <w:t xml:space="preserve">2026-06-16T15:17:22Z</w:t>
       </w:r>
       <w:r>
         <w:t xml:space="preserve"> </w:t>

--- a/docs/export/issues_summary.docx
+++ b/docs/export/issues_summary.docx
@@ -34,7 +34,7 @@
         <w:t xml:space="preserve"> </w:t>
       </w:r>
       <w:r>
-        <w:t xml:space="preserve">211</w:t>
+        <w:t xml:space="preserve">215</w:t>
       </w:r>
       <w:r>
         <w:t xml:space="preserve"> </w:t>
@@ -50,7 +50,7 @@
         <w:t xml:space="preserve"> </w:t>
       </w:r>
       <w:r>
-        <w:t xml:space="preserve">2026-06-16T15:17:22Z</w:t>
+        <w:t xml:space="preserve">2026-06-16T15:54:28Z</w:t>
       </w:r>
       <w:r>
         <w:t xml:space="preserve"> </w:t>

--- a/docs/export/issues_summary.docx
+++ b/docs/export/issues_summary.docx
@@ -34,7 +34,7 @@
         <w:t xml:space="preserve"> </w:t>
       </w:r>
       <w:r>
-        <w:t xml:space="preserve">215</w:t>
+        <w:t xml:space="preserve">217</w:t>
       </w:r>
       <w:r>
         <w:t xml:space="preserve"> </w:t>
@@ -50,7 +50,7 @@
         <w:t xml:space="preserve"> </w:t>
       </w:r>
       <w:r>
-        <w:t xml:space="preserve">2026-06-16T15:54:28Z</w:t>
+        <w:t xml:space="preserve">2026-06-16T16:10:17Z</w:t>
       </w:r>
       <w:r>
         <w:t xml:space="preserve"> </w:t>

--- a/docs/export/issues_summary.docx
+++ b/docs/export/issues_summary.docx
@@ -34,7 +34,7 @@
         <w:t xml:space="preserve"> </w:t>
       </w:r>
       <w:r>
-        <w:t xml:space="preserve">217</w:t>
+        <w:t xml:space="preserve">218</w:t>
       </w:r>
       <w:r>
         <w:t xml:space="preserve"> </w:t>
@@ -50,7 +50,7 @@
         <w:t xml:space="preserve"> </w:t>
       </w:r>
       <w:r>
-        <w:t xml:space="preserve">2026-06-16T16:10:17Z</w:t>
+        <w:t xml:space="preserve">2026-06-16T19:27:30Z</w:t>
       </w:r>
       <w:r>
         <w:t xml:space="preserve"> </w:t>

--- a/docs/export/issues_summary.docx
+++ b/docs/export/issues_summary.docx
@@ -34,7 +34,7 @@
         <w:t xml:space="preserve"> </w:t>
       </w:r>
       <w:r>
-        <w:t xml:space="preserve">218</w:t>
+        <w:t xml:space="preserve">219</w:t>
       </w:r>
       <w:r>
         <w:t xml:space="preserve"> </w:t>
@@ -50,7 +50,7 @@
         <w:t xml:space="preserve"> </w:t>
       </w:r>
       <w:r>
-        <w:t xml:space="preserve">2026-06-16T19:27:30Z</w:t>
+        <w:t xml:space="preserve">2026-06-16T20:09:49Z</w:t>
       </w:r>
       <w:r>
         <w:t xml:space="preserve"> </w:t>

--- a/docs/export/issues_summary.docx
+++ b/docs/export/issues_summary.docx
@@ -34,7 +34,7 @@
         <w:t xml:space="preserve"> </w:t>
       </w:r>
       <w:r>
-        <w:t xml:space="preserve">219</w:t>
+        <w:t xml:space="preserve">220</w:t>
       </w:r>
       <w:r>
         <w:t xml:space="preserve"> </w:t>
@@ -50,7 +50,7 @@
         <w:t xml:space="preserve"> </w:t>
       </w:r>
       <w:r>
-        <w:t xml:space="preserve">2026-06-16T20:09:49Z</w:t>
+        <w:t xml:space="preserve">2026-06-16T20:36:13Z</w:t>
       </w:r>
       <w:r>
         <w:t xml:space="preserve"> </w:t>

--- a/docs/export/issues_summary.docx
+++ b/docs/export/issues_summary.docx
@@ -34,7 +34,7 @@
         <w:t xml:space="preserve"> </w:t>
       </w:r>
       <w:r>
-        <w:t xml:space="preserve">220</w:t>
+        <w:t xml:space="preserve">221</w:t>
       </w:r>
       <w:r>
         <w:t xml:space="preserve"> </w:t>
@@ -50,7 +50,7 @@
         <w:t xml:space="preserve"> </w:t>
       </w:r>
       <w:r>
-        <w:t xml:space="preserve">2026-06-16T20:36:13Z</w:t>
+        <w:t xml:space="preserve">2026-06-16T20:51:13Z</w:t>
       </w:r>
       <w:r>
         <w:t xml:space="preserve"> </w:t>

--- a/docs/export/issues_summary.docx
+++ b/docs/export/issues_summary.docx
@@ -34,7 +34,7 @@
         <w:t xml:space="preserve"> </w:t>
       </w:r>
       <w:r>
-        <w:t xml:space="preserve">221</w:t>
+        <w:t xml:space="preserve">222</w:t>
       </w:r>
       <w:r>
         <w:t xml:space="preserve"> </w:t>
@@ -50,7 +50,7 @@
         <w:t xml:space="preserve"> </w:t>
       </w:r>
       <w:r>
-        <w:t xml:space="preserve">2026-06-16T20:51:13Z</w:t>
+        <w:t xml:space="preserve">2026-06-16T20:58:34Z</w:t>
       </w:r>
       <w:r>
         <w:t xml:space="preserve"> </w:t>

--- a/docs/export/issues_summary.docx
+++ b/docs/export/issues_summary.docx
@@ -34,7 +34,7 @@
         <w:t xml:space="preserve"> </w:t>
       </w:r>
       <w:r>
-        <w:t xml:space="preserve">222</w:t>
+        <w:t xml:space="preserve">223</w:t>
       </w:r>
       <w:r>
         <w:t xml:space="preserve"> </w:t>
@@ -50,7 +50,7 @@
         <w:t xml:space="preserve"> </w:t>
       </w:r>
       <w:r>
-        <w:t xml:space="preserve">2026-06-16T20:58:34Z</w:t>
+        <w:t xml:space="preserve">2026-06-16T21:05:32Z</w:t>
       </w:r>
       <w:r>
         <w:t xml:space="preserve"> </w:t>

--- a/docs/export/issues_summary.docx
+++ b/docs/export/issues_summary.docx
@@ -34,7 +34,7 @@
         <w:t xml:space="preserve"> </w:t>
       </w:r>
       <w:r>
-        <w:t xml:space="preserve">223</w:t>
+        <w:t xml:space="preserve">224</w:t>
       </w:r>
       <w:r>
         <w:t xml:space="preserve"> </w:t>
@@ -50,7 +50,7 @@
         <w:t xml:space="preserve"> </w:t>
       </w:r>
       <w:r>
-        <w:t xml:space="preserve">2026-06-16T21:05:32Z</w:t>
+        <w:t xml:space="preserve">2026-06-16T21:12:37Z</w:t>
       </w:r>
       <w:r>
         <w:t xml:space="preserve"> </w:t>

--- a/docs/export/issues_summary.docx
+++ b/docs/export/issues_summary.docx
@@ -34,7 +34,7 @@
         <w:t xml:space="preserve"> </w:t>
       </w:r>
       <w:r>
-        <w:t xml:space="preserve">224</w:t>
+        <w:t xml:space="preserve">225</w:t>
       </w:r>
       <w:r>
         <w:t xml:space="preserve"> </w:t>
@@ -50,7 +50,7 @@
         <w:t xml:space="preserve"> </w:t>
       </w:r>
       <w:r>
-        <w:t xml:space="preserve">2026-06-16T21:12:37Z</w:t>
+        <w:t xml:space="preserve">2026-06-16T21:19:29Z</w:t>
       </w:r>
       <w:r>
         <w:t xml:space="preserve"> </w:t>

--- a/docs/export/issues_summary.docx
+++ b/docs/export/issues_summary.docx
@@ -34,7 +34,7 @@
         <w:t xml:space="preserve"> </w:t>
       </w:r>
       <w:r>
-        <w:t xml:space="preserve">225</w:t>
+        <w:t xml:space="preserve">226</w:t>
       </w:r>
       <w:r>
         <w:t xml:space="preserve"> </w:t>
@@ -50,7 +50,7 @@
         <w:t xml:space="preserve"> </w:t>
       </w:r>
       <w:r>
-        <w:t xml:space="preserve">2026-06-16T21:19:29Z</w:t>
+        <w:t xml:space="preserve">2026-06-16T21:30:28Z</w:t>
       </w:r>
       <w:r>
         <w:t xml:space="preserve"> </w:t>

--- a/docs/export/issues_summary.docx
+++ b/docs/export/issues_summary.docx
@@ -34,7 +34,7 @@
         <w:t xml:space="preserve"> </w:t>
       </w:r>
       <w:r>
-        <w:t xml:space="preserve">226</w:t>
+        <w:t xml:space="preserve">227</w:t>
       </w:r>
       <w:r>
         <w:t xml:space="preserve"> </w:t>
@@ -50,7 +50,7 @@
         <w:t xml:space="preserve"> </w:t>
       </w:r>
       <w:r>
-        <w:t xml:space="preserve">2026-06-16T21:30:28Z</w:t>
+        <w:t xml:space="preserve">2026-06-16T21:38:35Z</w:t>
       </w:r>
       <w:r>
         <w:t xml:space="preserve"> </w:t>

--- a/docs/export/issues_summary.docx
+++ b/docs/export/issues_summary.docx
@@ -34,7 +34,7 @@
         <w:t xml:space="preserve"> </w:t>
       </w:r>
       <w:r>
-        <w:t xml:space="preserve">227</w:t>
+        <w:t xml:space="preserve">228</w:t>
       </w:r>
       <w:r>
         <w:t xml:space="preserve"> </w:t>
@@ -50,7 +50,7 @@
         <w:t xml:space="preserve"> </w:t>
       </w:r>
       <w:r>
-        <w:t xml:space="preserve">2026-06-16T21:38:35Z</w:t>
+        <w:t xml:space="preserve">2026-06-16T21:48:08Z</w:t>
       </w:r>
       <w:r>
         <w:t xml:space="preserve"> </w:t>

--- a/docs/export/issues_summary.docx
+++ b/docs/export/issues_summary.docx
@@ -34,7 +34,7 @@
         <w:t xml:space="preserve"> </w:t>
       </w:r>
       <w:r>
-        <w:t xml:space="preserve">228</w:t>
+        <w:t xml:space="preserve">229</w:t>
       </w:r>
       <w:r>
         <w:t xml:space="preserve"> </w:t>
@@ -50,7 +50,7 @@
         <w:t xml:space="preserve"> </w:t>
       </w:r>
       <w:r>
-        <w:t xml:space="preserve">2026-06-16T21:48:08Z</w:t>
+        <w:t xml:space="preserve">2026-06-16T21:54:51Z</w:t>
       </w:r>
       <w:r>
         <w:t xml:space="preserve"> </w:t>

--- a/docs/export/issues_summary.docx
+++ b/docs/export/issues_summary.docx
@@ -34,7 +34,7 @@
         <w:t xml:space="preserve"> </w:t>
       </w:r>
       <w:r>
-        <w:t xml:space="preserve">229</w:t>
+        <w:t xml:space="preserve">230</w:t>
       </w:r>
       <w:r>
         <w:t xml:space="preserve"> </w:t>
@@ -50,7 +50,7 @@
         <w:t xml:space="preserve"> </w:t>
       </w:r>
       <w:r>
-        <w:t xml:space="preserve">2026-06-16T21:54:51Z</w:t>
+        <w:t xml:space="preserve">2026-06-16T21:59:50Z</w:t>
       </w:r>
       <w:r>
         <w:t xml:space="preserve"> </w:t>

--- a/docs/export/issues_summary.docx
+++ b/docs/export/issues_summary.docx
@@ -34,7 +34,7 @@
         <w:t xml:space="preserve"> </w:t>
       </w:r>
       <w:r>
-        <w:t xml:space="preserve">230</w:t>
+        <w:t xml:space="preserve">231</w:t>
       </w:r>
       <w:r>
         <w:t xml:space="preserve"> </w:t>
@@ -50,7 +50,7 @@
         <w:t xml:space="preserve"> </w:t>
       </w:r>
       <w:r>
-        <w:t xml:space="preserve">2026-06-16T21:59:50Z</w:t>
+        <w:t xml:space="preserve">2026-06-16T22:11:21Z</w:t>
       </w:r>
       <w:r>
         <w:t xml:space="preserve"> </w:t>

--- a/docs/export/issues_summary.docx
+++ b/docs/export/issues_summary.docx
@@ -34,7 +34,7 @@
         <w:t xml:space="preserve"> </w:t>
       </w:r>
       <w:r>
-        <w:t xml:space="preserve">231</w:t>
+        <w:t xml:space="preserve">232</w:t>
       </w:r>
       <w:r>
         <w:t xml:space="preserve"> </w:t>
@@ -50,7 +50,7 @@
         <w:t xml:space="preserve"> </w:t>
       </w:r>
       <w:r>
-        <w:t xml:space="preserve">2026-06-16T22:11:21Z</w:t>
+        <w:t xml:space="preserve">2026-06-16T22:18:47Z</w:t>
       </w:r>
       <w:r>
         <w:t xml:space="preserve"> </w:t>

--- a/docs/export/issues_summary.docx
+++ b/docs/export/issues_summary.docx
@@ -34,7 +34,7 @@
         <w:t xml:space="preserve"> </w:t>
       </w:r>
       <w:r>
-        <w:t xml:space="preserve">232</w:t>
+        <w:t xml:space="preserve">233</w:t>
       </w:r>
       <w:r>
         <w:t xml:space="preserve"> </w:t>
@@ -50,7 +50,7 @@
         <w:t xml:space="preserve"> </w:t>
       </w:r>
       <w:r>
-        <w:t xml:space="preserve">2026-06-16T22:18:47Z</w:t>
+        <w:t xml:space="preserve">2026-06-16T22:26:36Z</w:t>
       </w:r>
       <w:r>
         <w:t xml:space="preserve"> </w:t>

--- a/docs/export/issues_summary.docx
+++ b/docs/export/issues_summary.docx
@@ -34,7 +34,7 @@
         <w:t xml:space="preserve"> </w:t>
       </w:r>
       <w:r>
-        <w:t xml:space="preserve">233</w:t>
+        <w:t xml:space="preserve">234</w:t>
       </w:r>
       <w:r>
         <w:t xml:space="preserve"> </w:t>
@@ -50,7 +50,7 @@
         <w:t xml:space="preserve"> </w:t>
       </w:r>
       <w:r>
-        <w:t xml:space="preserve">2026-06-16T22:26:36Z</w:t>
+        <w:t xml:space="preserve">2026-06-16T22:33:13Z</w:t>
       </w:r>
       <w:r>
         <w:t xml:space="preserve"> </w:t>

--- a/docs/export/issues_summary.docx
+++ b/docs/export/issues_summary.docx
@@ -34,7 +34,7 @@
         <w:t xml:space="preserve"> </w:t>
       </w:r>
       <w:r>
-        <w:t xml:space="preserve">234</w:t>
+        <w:t xml:space="preserve">235</w:t>
       </w:r>
       <w:r>
         <w:t xml:space="preserve"> </w:t>
@@ -50,7 +50,7 @@
         <w:t xml:space="preserve"> </w:t>
       </w:r>
       <w:r>
-        <w:t xml:space="preserve">2026-06-16T22:33:13Z</w:t>
+        <w:t xml:space="preserve">2026-06-16T22:43:11Z</w:t>
       </w:r>
       <w:r>
         <w:t xml:space="preserve"> </w:t>

--- a/docs/export/issues_summary.docx
+++ b/docs/export/issues_summary.docx
@@ -34,7 +34,7 @@
         <w:t xml:space="preserve"> </w:t>
       </w:r>
       <w:r>
-        <w:t xml:space="preserve">235</w:t>
+        <w:t xml:space="preserve">236</w:t>
       </w:r>
       <w:r>
         <w:t xml:space="preserve"> </w:t>
@@ -50,7 +50,7 @@
         <w:t xml:space="preserve"> </w:t>
       </w:r>
       <w:r>
-        <w:t xml:space="preserve">2026-06-16T22:43:11Z</w:t>
+        <w:t xml:space="preserve">2026-06-16T22:55:13Z</w:t>
       </w:r>
       <w:r>
         <w:t xml:space="preserve"> </w:t>

--- a/docs/export/issues_summary.docx
+++ b/docs/export/issues_summary.docx
@@ -34,7 +34,7 @@
         <w:t xml:space="preserve"> </w:t>
       </w:r>
       <w:r>
-        <w:t xml:space="preserve">236</w:t>
+        <w:t xml:space="preserve">237</w:t>
       </w:r>
       <w:r>
         <w:t xml:space="preserve"> </w:t>
@@ -50,7 +50,7 @@
         <w:t xml:space="preserve"> </w:t>
       </w:r>
       <w:r>
-        <w:t xml:space="preserve">2026-06-16T22:55:13Z</w:t>
+        <w:t xml:space="preserve">2026-06-16T23:00:11Z</w:t>
       </w:r>
       <w:r>
         <w:t xml:space="preserve"> </w:t>

--- a/docs/export/issues_summary.docx
+++ b/docs/export/issues_summary.docx
@@ -34,7 +34,7 @@
         <w:t xml:space="preserve"> </w:t>
       </w:r>
       <w:r>
-        <w:t xml:space="preserve">237</w:t>
+        <w:t xml:space="preserve">240</w:t>
       </w:r>
       <w:r>
         <w:t xml:space="preserve"> </w:t>
@@ -50,7 +50,7 @@
         <w:t xml:space="preserve"> </w:t>
       </w:r>
       <w:r>
-        <w:t xml:space="preserve">2026-06-16T23:00:11Z</w:t>
+        <w:t xml:space="preserve">2026-06-16T23:32:53Z</w:t>
       </w:r>
       <w:r>
         <w:t xml:space="preserve"> </w:t>

--- a/docs/export/issues_summary.docx
+++ b/docs/export/issues_summary.docx
@@ -34,7 +34,7 @@
         <w:t xml:space="preserve"> </w:t>
       </w:r>
       <w:r>
-        <w:t xml:space="preserve">240</w:t>
+        <w:t xml:space="preserve">241</w:t>
       </w:r>
       <w:r>
         <w:t xml:space="preserve"> </w:t>
@@ -50,7 +50,7 @@
         <w:t xml:space="preserve"> </w:t>
       </w:r>
       <w:r>
-        <w:t xml:space="preserve">2026-06-16T23:32:53Z</w:t>
+        <w:t xml:space="preserve">2026-06-16T23:42:27Z</w:t>
       </w:r>
       <w:r>
         <w:t xml:space="preserve"> </w:t>

--- a/docs/export/issues_summary.docx
+++ b/docs/export/issues_summary.docx
@@ -34,7 +34,7 @@
         <w:t xml:space="preserve"> </w:t>
       </w:r>
       <w:r>
-        <w:t xml:space="preserve">241</w:t>
+        <w:t xml:space="preserve">243</w:t>
       </w:r>
       <w:r>
         <w:t xml:space="preserve"> </w:t>
@@ -50,7 +50,7 @@
         <w:t xml:space="preserve"> </w:t>
       </w:r>
       <w:r>
-        <w:t xml:space="preserve">2026-06-16T23:42:27Z</w:t>
+        <w:t xml:space="preserve">2026-06-17T04:38:16Z</w:t>
       </w:r>
       <w:r>
         <w:t xml:space="preserve"> </w:t>

--- a/docs/export/issues_summary.docx
+++ b/docs/export/issues_summary.docx
@@ -34,7 +34,7 @@
         <w:t xml:space="preserve"> </w:t>
       </w:r>
       <w:r>
-        <w:t xml:space="preserve">243</w:t>
+        <w:t xml:space="preserve">246</w:t>
       </w:r>
       <w:r>
         <w:t xml:space="preserve"> </w:t>
@@ -50,7 +50,7 @@
         <w:t xml:space="preserve"> </w:t>
       </w:r>
       <w:r>
-        <w:t xml:space="preserve">2026-06-17T04:38:16Z</w:t>
+        <w:t xml:space="preserve">2026-06-17T04:57:41Z</w:t>
       </w:r>
       <w:r>
         <w:t xml:space="preserve"> </w:t>

--- a/docs/export/issues_summary.docx
+++ b/docs/export/issues_summary.docx
@@ -34,7 +34,7 @@
         <w:t xml:space="preserve"> </w:t>
       </w:r>
       <w:r>
-        <w:t xml:space="preserve">246</w:t>
+        <w:t xml:space="preserve">249</w:t>
       </w:r>
       <w:r>
         <w:t xml:space="preserve"> </w:t>
@@ -50,7 +50,7 @@
         <w:t xml:space="preserve"> </w:t>
       </w:r>
       <w:r>
-        <w:t xml:space="preserve">2026-06-17T04:57:41Z</w:t>
+        <w:t xml:space="preserve">2026-06-17T05:20:22Z</w:t>
       </w:r>
       <w:r>
         <w:t xml:space="preserve"> </w:t>

--- a/docs/export/issues_summary.docx
+++ b/docs/export/issues_summary.docx
@@ -34,7 +34,7 @@
         <w:t xml:space="preserve"> </w:t>
       </w:r>
       <w:r>
-        <w:t xml:space="preserve">249</w:t>
+        <w:t xml:space="preserve">253</w:t>
       </w:r>
       <w:r>
         <w:t xml:space="preserve"> </w:t>
@@ -50,7 +50,7 @@
         <w:t xml:space="preserve"> </w:t>
       </w:r>
       <w:r>
-        <w:t xml:space="preserve">2026-06-17T05:20:22Z</w:t>
+        <w:t xml:space="preserve">2026-06-17T05:49:22Z</w:t>
       </w:r>
       <w:r>
         <w:t xml:space="preserve"> </w:t>

--- a/docs/export/issues_summary.docx
+++ b/docs/export/issues_summary.docx
@@ -34,7 +34,7 @@
         <w:t xml:space="preserve"> </w:t>
       </w:r>
       <w:r>
-        <w:t xml:space="preserve">253</w:t>
+        <w:t xml:space="preserve">255</w:t>
       </w:r>
       <w:r>
         <w:t xml:space="preserve"> </w:t>
@@ -50,7 +50,7 @@
         <w:t xml:space="preserve"> </w:t>
       </w:r>
       <w:r>
-        <w:t xml:space="preserve">2026-06-17T05:49:22Z</w:t>
+        <w:t xml:space="preserve">2026-06-17T06:04:38Z</w:t>
       </w:r>
       <w:r>
         <w:t xml:space="preserve"> </w:t>
